--- a/resources/Pazhou_Exhibition_Huanzpu_GzuangChau.docx
+++ b/resources/Pazhou_Exhibition_Huanzpu_GzuangChau.docx
@@ -1,6 +1,6 @@
 
 <file path=word/document.xml><?xml version="1.0" encoding="utf-8"?>
-<w:document xmlns:wpc="http://schemas.microsoft.com/office/word/2010/wordprocessingCanvas" xmlns:cx="http://schemas.microsoft.com/office/drawing/2014/chartex" xmlns:cx1="http://schemas.microsoft.com/office/drawing/2015/9/8/chartex" xmlns:cx2="http://schemas.microsoft.com/office/drawing/2015/10/21/chartex" xmlns:cx3="http://schemas.microsoft.com/office/drawing/2016/5/9/chartex" xmlns:cx4="http://schemas.microsoft.com/office/drawing/2016/5/10/chartex" xmlns:cx5="http://schemas.microsoft.com/office/drawing/2016/5/11/chartex" xmlns:cx6="http://schemas.microsoft.com/office/drawing/2016/5/12/chartex" xmlns:cx7="http://schemas.microsoft.com/office/drawing/2016/5/13/chartex" xmlns:cx8="http://schemas.microsoft.com/office/drawing/2016/5/14/chartex" xmlns:mc="http://schemas.openxmlformats.org/markup-compatibility/2006" xmlns:aink="http://schemas.microsoft.com/office/drawing/2016/ink" xmlns:am3d="http://schemas.microsoft.com/office/drawing/2017/model3d" xmlns:o="urn:schemas-microsoft-com:office:office" xmlns:r="http://schemas.openxmlformats.org/officeDocument/2006/relationships" xmlns:m="http://schemas.openxmlformats.org/officeDocument/2006/math" xmlns:v="urn:schemas-microsoft-com:vml" xmlns:wp14="http://schemas.microsoft.com/office/word/2010/wordprocessingDrawing" xmlns:wp="http://schemas.openxmlformats.org/drawingml/2006/wordprocessingDrawing" xmlns:w10="urn:schemas-microsoft-com:office:word" xmlns:w="http://schemas.openxmlformats.org/wordprocessingml/2006/main" xmlns:w14="http://schemas.microsoft.com/office/word/2010/wordml" xmlns:w15="http://schemas.microsoft.com/office/word/2012/wordml" xmlns:w16cex="http://schemas.microsoft.com/office/word/2018/wordml/cex" xmlns:w16cid="http://schemas.microsoft.com/office/word/2016/wordml/cid" xmlns:w16="http://schemas.microsoft.com/office/word/2018/wordml" xmlns:w16sdtdh="http://schemas.microsoft.com/office/word/2020/wordml/sdtdatahash" xmlns:w16se="http://schemas.microsoft.com/office/word/2015/wordml/symex" xmlns:wpg="http://schemas.microsoft.com/office/word/2010/wordprocessingGroup" xmlns:wpi="http://schemas.microsoft.com/office/word/2010/wordprocessingInk" xmlns:wne="http://schemas.microsoft.com/office/word/2006/wordml" xmlns:wps="http://schemas.microsoft.com/office/word/2010/wordprocessingShape" mc:Ignorable="w14 w15 w16se w16cid w16 w16cex w16sdtdh wp14">
+<w:document xmlns:wpc="http://schemas.microsoft.com/office/word/2010/wordprocessingCanvas" xmlns:cx="http://schemas.microsoft.com/office/drawing/2014/chartex" xmlns:cx1="http://schemas.microsoft.com/office/drawing/2015/9/8/chartex" xmlns:cx2="http://schemas.microsoft.com/office/drawing/2015/10/21/chartex" xmlns:cx3="http://schemas.microsoft.com/office/drawing/2016/5/9/chartex" xmlns:cx4="http://schemas.microsoft.com/office/drawing/2016/5/10/chartex" xmlns:cx5="http://schemas.microsoft.com/office/drawing/2016/5/11/chartex" xmlns:cx6="http://schemas.microsoft.com/office/drawing/2016/5/12/chartex" xmlns:cx7="http://schemas.microsoft.com/office/drawing/2016/5/13/chartex" xmlns:cx8="http://schemas.microsoft.com/office/drawing/2016/5/14/chartex" xmlns:mc="http://schemas.openxmlformats.org/markup-compatibility/2006" xmlns:aink="http://schemas.microsoft.com/office/drawing/2016/ink" xmlns:am3d="http://schemas.microsoft.com/office/drawing/2017/model3d" xmlns:o="urn:schemas-microsoft-com:office:office" xmlns:oel="http://schemas.microsoft.com/office/2019/extlst" xmlns:r="http://schemas.openxmlformats.org/officeDocument/2006/relationships" xmlns:m="http://schemas.openxmlformats.org/officeDocument/2006/math" xmlns:v="urn:schemas-microsoft-com:vml" xmlns:wp14="http://schemas.microsoft.com/office/word/2010/wordprocessingDrawing" xmlns:wp="http://schemas.openxmlformats.org/drawingml/2006/wordprocessingDrawing" xmlns:w10="urn:schemas-microsoft-com:office:word" xmlns:w="http://schemas.openxmlformats.org/wordprocessingml/2006/main" xmlns:w14="http://schemas.microsoft.com/office/word/2010/wordml" xmlns:w15="http://schemas.microsoft.com/office/word/2012/wordml" xmlns:w16cex="http://schemas.microsoft.com/office/word/2018/wordml/cex" xmlns:w16cid="http://schemas.microsoft.com/office/word/2016/wordml/cid" xmlns:w16="http://schemas.microsoft.com/office/word/2018/wordml" xmlns:w16du="http://schemas.microsoft.com/office/word/2023/wordml/word16du" xmlns:w16sdtdh="http://schemas.microsoft.com/office/word/2020/wordml/sdtdatahash" xmlns:w16sdtfl="http://schemas.microsoft.com/office/word/2024/wordml/sdtformatlock" xmlns:w16se="http://schemas.microsoft.com/office/word/2015/wordml/symex" xmlns:wpg="http://schemas.microsoft.com/office/word/2010/wordprocessingGroup" xmlns:wpi="http://schemas.microsoft.com/office/word/2010/wordprocessingInk" xmlns:wne="http://schemas.microsoft.com/office/word/2006/wordml" xmlns:wps="http://schemas.microsoft.com/office/word/2010/wordprocessingShape" mc:Ignorable="w14 w15 w16se w16cid w16 w16cex w16sdtdh w16sdtfl w16du wp14">
   <w:body>
     <w:p>
       <w:pPr>
@@ -338,13 +338,23 @@
                 <w:sz w:val="14"/>
               </w:rPr>
             </w:pPr>
+            <w:proofErr w:type="spellStart"/>
             <w:r>
               <w:rPr>
                 <w:b/>
                 <w:position w:val="-6"/>
                 <w:sz w:val="19"/>
               </w:rPr>
-              <w:t>Pazhou Exhibition</w:t>
+              <w:t>Pazhou</w:t>
+            </w:r>
+            <w:proofErr w:type="spellEnd"/>
+            <w:r>
+              <w:rPr>
+                <w:b/>
+                <w:position w:val="-6"/>
+                <w:sz w:val="19"/>
+              </w:rPr>
+              <w:t xml:space="preserve"> Exhibition</w:t>
             </w:r>
             <w:r>
               <w:rPr>
@@ -453,7 +463,16 @@
                 <w:position w:val="-4"/>
                 <w:sz w:val="39"/>
               </w:rPr>
-              <w:t>{{end}}</w:t>
+              <w:t>{{end</w:t>
+            </w:r>
+            <w:proofErr w:type="gramStart"/>
+            <w:r>
+              <w:rPr>
+                <w:b/>
+                <w:position w:val="-4"/>
+                <w:sz w:val="39"/>
+              </w:rPr>
+              <w:t>}}</w:t>
             </w:r>
             <w:r>
               <w:rPr>
@@ -465,13 +484,32 @@
               </w:rPr>
               <w:t xml:space="preserve">   </w:t>
             </w:r>
+            <w:proofErr w:type="gramEnd"/>
             <w:r>
               <w:rPr>
                 <w:b/>
                 <w:position w:val="-4"/>
                 <w:sz w:val="39"/>
               </w:rPr>
-              <w:t>{{name_list | length}</w:t>
+              <w:t>{{</w:t>
+            </w:r>
+            <w:proofErr w:type="spellStart"/>
+            <w:r>
+              <w:rPr>
+                <w:b/>
+                <w:position w:val="-4"/>
+                <w:sz w:val="39"/>
+              </w:rPr>
+              <w:t>name_list</w:t>
+            </w:r>
+            <w:proofErr w:type="spellEnd"/>
+            <w:r>
+              <w:rPr>
+                <w:b/>
+                <w:position w:val="-4"/>
+                <w:sz w:val="39"/>
+              </w:rPr>
+              <w:t xml:space="preserve"> | length}</w:t>
             </w:r>
             <w:r>
               <w:rPr>
@@ -547,7 +585,25 @@
                 <w:spacing w:val="-4"/>
                 <w:sz w:val="14"/>
               </w:rPr>
-              <w:t>{{f_month_text}}</w:t>
+              <w:t>{{</w:t>
+            </w:r>
+            <w:proofErr w:type="spellStart"/>
+            <w:r>
+              <w:rPr>
+                <w:b/>
+                <w:spacing w:val="-4"/>
+                <w:sz w:val="14"/>
+              </w:rPr>
+              <w:t>f_month_text</w:t>
+            </w:r>
+            <w:proofErr w:type="spellEnd"/>
+            <w:r>
+              <w:rPr>
+                <w:b/>
+                <w:spacing w:val="-4"/>
+                <w:sz w:val="14"/>
+              </w:rPr>
+              <w:t>}}</w:t>
             </w:r>
             <w:r>
               <w:rPr>
@@ -577,7 +633,25 @@
                 <w:spacing w:val="-2"/>
                 <w:sz w:val="14"/>
               </w:rPr>
-              <w:t>{{e_month_text}}</w:t>
+              <w:t>{{</w:t>
+            </w:r>
+            <w:proofErr w:type="spellStart"/>
+            <w:r>
+              <w:rPr>
+                <w:b/>
+                <w:spacing w:val="-2"/>
+                <w:sz w:val="14"/>
+              </w:rPr>
+              <w:t>e_month_text</w:t>
+            </w:r>
+            <w:proofErr w:type="spellEnd"/>
+            <w:r>
+              <w:rPr>
+                <w:b/>
+                <w:spacing w:val="-2"/>
+                <w:sz w:val="14"/>
+              </w:rPr>
+              <w:t>}}</w:t>
             </w:r>
           </w:p>
           <w:p>
@@ -697,22 +771,58 @@
                 <w:spacing w:val="-2"/>
                 <w:sz w:val="14"/>
               </w:rPr>
-              <w:t>{{f_day_name}}</w:t>
-            </w:r>
-            <w:r>
-              <w:rPr>
-                <w:i/>
-                <w:sz w:val="14"/>
-              </w:rPr>
-              <w:tab/>
-            </w:r>
+              <w:t>{{</w:t>
+            </w:r>
+            <w:proofErr w:type="spellStart"/>
             <w:r>
               <w:rPr>
                 <w:i/>
                 <w:spacing w:val="-2"/>
                 <w:sz w:val="14"/>
               </w:rPr>
-              <w:t>{{e_day_name}}</w:t>
+              <w:t>f_day_name</w:t>
+            </w:r>
+            <w:proofErr w:type="spellEnd"/>
+            <w:r>
+              <w:rPr>
+                <w:i/>
+                <w:spacing w:val="-2"/>
+                <w:sz w:val="14"/>
+              </w:rPr>
+              <w:t>}}</w:t>
+            </w:r>
+            <w:r>
+              <w:rPr>
+                <w:i/>
+                <w:sz w:val="14"/>
+              </w:rPr>
+              <w:tab/>
+            </w:r>
+            <w:r>
+              <w:rPr>
+                <w:i/>
+                <w:spacing w:val="-2"/>
+                <w:sz w:val="14"/>
+              </w:rPr>
+              <w:t>{{</w:t>
+            </w:r>
+            <w:proofErr w:type="spellStart"/>
+            <w:r>
+              <w:rPr>
+                <w:i/>
+                <w:spacing w:val="-2"/>
+                <w:sz w:val="14"/>
+              </w:rPr>
+              <w:t>e_day_name</w:t>
+            </w:r>
+            <w:proofErr w:type="spellEnd"/>
+            <w:r>
+              <w:rPr>
+                <w:i/>
+                <w:spacing w:val="-2"/>
+                <w:sz w:val="14"/>
+              </w:rPr>
+              <w:t>}}</w:t>
             </w:r>
             <w:r>
               <w:rPr>
@@ -1109,7 +1219,7 @@
                 </mc:Choice>
                 <mc:Fallback>
                   <w:pict>
-                    <v:group w14:anchorId="3983D1EE" id="Group 6" o:spid="_x0000_s1026" style="width:524.25pt;height:.75pt;mso-position-horizontal-relative:char;mso-position-vertical-relative:line" coordsize="66579,95" o:gfxdata="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">
+                    <v:group w14:anchorId="70A77B85" id="Group 6" o:spid="_x0000_s1026" style="width:524.25pt;height:.75pt;mso-position-horizontal-relative:char;mso-position-vertical-relative:line" coordsize="66579,95" o:gfxdata="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">
                       <v:shape id="Graphic 7" o:spid="_x0000_s1027" style="position:absolute;width:66579;height:95;visibility:visible;mso-wrap-style:square;v-text-anchor:top" coordsize="6657975,9525" o:gfxdata="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" path="m6657975,l,,,9525r6657975,l6657975,xe" fillcolor="#cdcdcd" stroked="f">
                         <v:path arrowok="t"/>
                       </v:shape>
@@ -1188,21 +1298,71 @@
                 <w:spacing w:val="-2"/>
                 <w:sz w:val="15"/>
               </w:rPr>
-              <w:t xml:space="preserve">{{( </w:t>
-            </w:r>
+              <w:t>{</w:t>
+            </w:r>
+            <w:proofErr w:type="gramStart"/>
             <w:r>
               <w:rPr>
                 <w:spacing w:val="-2"/>
                 <w:sz w:val="15"/>
               </w:rPr>
-              <w:t>names|length</w:t>
-            </w:r>
+              <w:t xml:space="preserve">{( </w:t>
+            </w:r>
+            <w:proofErr w:type="spellStart"/>
             <w:r>
               <w:rPr>
                 <w:spacing w:val="-2"/>
                 <w:sz w:val="15"/>
               </w:rPr>
-              <w:t>) * unit_of_label }}</w:t>
+              <w:t>names</w:t>
+            </w:r>
+            <w:proofErr w:type="gramEnd"/>
+            <w:r>
+              <w:rPr>
+                <w:spacing w:val="-2"/>
+                <w:sz w:val="15"/>
+              </w:rPr>
+              <w:t>|length</w:t>
+            </w:r>
+            <w:proofErr w:type="spellEnd"/>
+            <w:r>
+              <w:rPr>
+                <w:spacing w:val="-2"/>
+                <w:sz w:val="15"/>
+              </w:rPr>
+              <w:t xml:space="preserve">) * </w:t>
+            </w:r>
+            <w:proofErr w:type="spellStart"/>
+            <w:r>
+              <w:rPr>
+                <w:spacing w:val="-2"/>
+                <w:sz w:val="15"/>
+              </w:rPr>
+              <w:t>unit_of_</w:t>
+            </w:r>
+            <w:proofErr w:type="gramStart"/>
+            <w:r>
+              <w:rPr>
+                <w:spacing w:val="-2"/>
+                <w:sz w:val="15"/>
+              </w:rPr>
+              <w:t>hotel</w:t>
+            </w:r>
+            <w:proofErr w:type="spellEnd"/>
+            <w:r>
+              <w:rPr>
+                <w:spacing w:val="-2"/>
+                <w:sz w:val="15"/>
+              </w:rPr>
+              <w:t xml:space="preserve"> }</w:t>
+            </w:r>
+            <w:proofErr w:type="gramEnd"/>
+            <w:r>
+              <w:rPr>
+                <w:spacing w:val="-2"/>
+                <w:sz w:val="15"/>
+              </w:rPr>
+              <w:t>}</w:t>
             </w:r>
           </w:p>
           <w:p>
@@ -1242,18 +1402,14 @@
               </w:rPr>
               <w:t xml:space="preserve"> </w:t>
             </w:r>
-            <w:r>
-              <w:rPr>
-                <w:sz w:val="15"/>
-              </w:rPr>
-              <w:t>Thu</w:t>
-            </w:r>
-            <w:r>
-              <w:rPr>
-                <w:sz w:val="15"/>
-              </w:rPr>
-              <w:t>ế</w:t>
-            </w:r>
+            <w:proofErr w:type="spellStart"/>
+            <w:r>
+              <w:rPr>
+                <w:sz w:val="15"/>
+              </w:rPr>
+              <w:t>Thuế</w:t>
+            </w:r>
+            <w:proofErr w:type="spellEnd"/>
             <w:r>
               <w:rPr>
                 <w:spacing w:val="-2"/>
@@ -1282,12 +1438,53 @@
               </w:rPr>
               <w:t xml:space="preserve"> </w:t>
             </w:r>
+            <w:proofErr w:type="gramStart"/>
             <w:r>
               <w:rPr>
                 <w:spacing w:val="-2"/>
                 <w:sz w:val="15"/>
               </w:rPr>
-              <w:t>{{((names | length ) * unit_of_label)*0.06)}}</w:t>
+              <w:t>{{ (</w:t>
+            </w:r>
+            <w:proofErr w:type="gramEnd"/>
+            <w:r>
+              <w:rPr>
+                <w:spacing w:val="-2"/>
+                <w:sz w:val="15"/>
+              </w:rPr>
+              <w:t xml:space="preserve">(names | length) * </w:t>
+            </w:r>
+            <w:proofErr w:type="spellStart"/>
+            <w:r>
+              <w:rPr>
+                <w:spacing w:val="-2"/>
+                <w:sz w:val="15"/>
+              </w:rPr>
+              <w:t>unit_of_hotel</w:t>
+            </w:r>
+            <w:proofErr w:type="spellEnd"/>
+            <w:r>
+              <w:rPr>
+                <w:spacing w:val="-2"/>
+                <w:sz w:val="15"/>
+              </w:rPr>
+              <w:t xml:space="preserve">) * </w:t>
+            </w:r>
+            <w:proofErr w:type="gramStart"/>
+            <w:r>
+              <w:rPr>
+                <w:spacing w:val="-2"/>
+                <w:sz w:val="15"/>
+              </w:rPr>
+              <w:t>0.06 }</w:t>
+            </w:r>
+            <w:proofErr w:type="gramEnd"/>
+            <w:r>
+              <w:rPr>
+                <w:spacing w:val="-2"/>
+                <w:sz w:val="15"/>
+              </w:rPr>
+              <w:t>}</w:t>
             </w:r>
           </w:p>
           <w:p>
@@ -1360,15 +1557,61 @@
                 <w:spacing w:val="-2"/>
                 <w:sz w:val="30"/>
               </w:rPr>
-              <w:t xml:space="preserve">((names| length) * unit_of_hotel * 1.06) | vnd </w:t>
-            </w:r>
+              <w:t xml:space="preserve">((names| length) * </w:t>
+            </w:r>
+            <w:proofErr w:type="spellStart"/>
             <w:r>
               <w:rPr>
                 <w:color w:val="1A1A1A"/>
                 <w:spacing w:val="-2"/>
                 <w:sz w:val="30"/>
               </w:rPr>
-              <w:t>}}</w:t>
+              <w:t>unit_of_hotel</w:t>
+            </w:r>
+            <w:proofErr w:type="spellEnd"/>
+            <w:r>
+              <w:rPr>
+                <w:color w:val="1A1A1A"/>
+                <w:spacing w:val="-2"/>
+                <w:sz w:val="30"/>
+              </w:rPr>
+              <w:t xml:space="preserve"> * 1.06) | </w:t>
+            </w:r>
+            <w:proofErr w:type="spellStart"/>
+            <w:proofErr w:type="gramStart"/>
+            <w:r>
+              <w:rPr>
+                <w:color w:val="1A1A1A"/>
+                <w:spacing w:val="-2"/>
+                <w:sz w:val="30"/>
+              </w:rPr>
+              <w:t>vnd</w:t>
+            </w:r>
+            <w:proofErr w:type="spellEnd"/>
+            <w:r>
+              <w:rPr>
+                <w:color w:val="1A1A1A"/>
+                <w:spacing w:val="-2"/>
+                <w:sz w:val="30"/>
+              </w:rPr>
+              <w:t xml:space="preserve"> </w:t>
+            </w:r>
+            <w:r>
+              <w:rPr>
+                <w:color w:val="1A1A1A"/>
+                <w:spacing w:val="-2"/>
+                <w:sz w:val="30"/>
+              </w:rPr>
+              <w:t>}</w:t>
+            </w:r>
+            <w:proofErr w:type="gramEnd"/>
+            <w:r>
+              <w:rPr>
+                <w:color w:val="1A1A1A"/>
+                <w:spacing w:val="-2"/>
+                <w:sz w:val="30"/>
+              </w:rPr>
+              <w:t>}</w:t>
             </w:r>
           </w:p>
           <w:p>
@@ -1403,7 +1646,25 @@
                 <w:color w:val="1A1A1A"/>
                 <w:sz w:val="15"/>
               </w:rPr>
-              <w:t>{{name_list | length}}</w:t>
+              <w:t>{{</w:t>
+            </w:r>
+            <w:proofErr w:type="spellStart"/>
+            <w:r>
+              <w:rPr>
+                <w:rFonts w:hint="cs"/>
+                <w:color w:val="1A1A1A"/>
+                <w:sz w:val="15"/>
+              </w:rPr>
+              <w:t>name_list</w:t>
+            </w:r>
+            <w:proofErr w:type="spellEnd"/>
+            <w:r>
+              <w:rPr>
+                <w:rFonts w:hint="cs"/>
+                <w:color w:val="1A1A1A"/>
+                <w:sz w:val="15"/>
+              </w:rPr>
+              <w:t> | length}}</w:t>
             </w:r>
             <w:r>
               <w:rPr>
@@ -1426,23 +1687,70 @@
                 <w:sz w:val="15"/>
               </w:rPr>
               <w:tab/>
-              <w:t>CNY</w:t>
-            </w:r>
-            <w:r>
-              <w:rPr>
-                <w:color w:val="1A1A1A"/>
-                <w:spacing w:val="-3"/>
-                <w:sz w:val="15"/>
-              </w:rPr>
-              <w:t xml:space="preserve"> </w:t>
-            </w:r>
+            </w:r>
+            <w:proofErr w:type="gramStart"/>
             <w:r>
               <w:rPr>
                 <w:color w:val="1A1A1A"/>
                 <w:spacing w:val="-2"/>
                 <w:sz w:val="15"/>
               </w:rPr>
-              <w:t>{{ ((names| length) * unit_of_hotel * 1.06) | cny  }}</w:t>
+              <w:t>{{ (</w:t>
+            </w:r>
+            <w:proofErr w:type="gramEnd"/>
+            <w:r>
+              <w:rPr>
+                <w:color w:val="1A1A1A"/>
+                <w:spacing w:val="-2"/>
+                <w:sz w:val="15"/>
+              </w:rPr>
+              <w:t xml:space="preserve">(names| length) * </w:t>
+            </w:r>
+            <w:proofErr w:type="spellStart"/>
+            <w:r>
+              <w:rPr>
+                <w:color w:val="1A1A1A"/>
+                <w:spacing w:val="-2"/>
+                <w:sz w:val="15"/>
+              </w:rPr>
+              <w:t>unit_of_hotel</w:t>
+            </w:r>
+            <w:proofErr w:type="spellEnd"/>
+            <w:r>
+              <w:rPr>
+                <w:color w:val="1A1A1A"/>
+                <w:spacing w:val="-2"/>
+                <w:sz w:val="15"/>
+              </w:rPr>
+              <w:t xml:space="preserve"> * 1.06) | </w:t>
+            </w:r>
+            <w:proofErr w:type="spellStart"/>
+            <w:proofErr w:type="gramStart"/>
+            <w:r>
+              <w:rPr>
+                <w:color w:val="1A1A1A"/>
+                <w:spacing w:val="-2"/>
+                <w:sz w:val="15"/>
+              </w:rPr>
+              <w:t>cny</w:t>
+            </w:r>
+            <w:proofErr w:type="spellEnd"/>
+            <w:r>
+              <w:rPr>
+                <w:color w:val="1A1A1A"/>
+                <w:spacing w:val="-2"/>
+                <w:sz w:val="15"/>
+              </w:rPr>
+              <w:t xml:space="preserve">  }</w:t>
+            </w:r>
+            <w:proofErr w:type="gramEnd"/>
+            <w:r>
+              <w:rPr>
+                <w:color w:val="1A1A1A"/>
+                <w:spacing w:val="-2"/>
+                <w:sz w:val="15"/>
+              </w:rPr>
+              <w:t>}</w:t>
             </w:r>
           </w:p>
           <w:p>
@@ -1873,7 +2181,7 @@
                 </mc:Choice>
                 <mc:Fallback>
                   <w:pict>
-                    <v:group w14:anchorId="7783B307" id="Group 8" o:spid="_x0000_s1026" style="width:524.25pt;height:.75pt;mso-position-horizontal-relative:char;mso-position-vertical-relative:line" coordsize="66579,95" o:gfxdata="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">
+                    <v:group w14:anchorId="6205371F" id="Group 8" o:spid="_x0000_s1026" style="width:524.25pt;height:.75pt;mso-position-horizontal-relative:char;mso-position-vertical-relative:line" coordsize="66579,95" o:gfxdata="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">
                       <v:shape id="Graphic 9" o:spid="_x0000_s1027" style="position:absolute;width:66579;height:95;visibility:visible;mso-wrap-style:square;v-text-anchor:top" coordsize="6657975,9525" o:gfxdata="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" path="m6657975,l,,,9525r6657975,l6657975,xe" fillcolor="#cdcdcd" stroked="f">
                         <v:path arrowok="t"/>
                       </v:shape>
@@ -1925,12 +2233,14 @@
                 <w:sz w:val="15"/>
               </w:rPr>
             </w:pPr>
+            <w:proofErr w:type="spellStart"/>
             <w:r>
               <w:rPr>
                 <w:sz w:val="15"/>
               </w:rPr>
               <w:t>Pazhou</w:t>
             </w:r>
+            <w:proofErr w:type="spellEnd"/>
             <w:r>
               <w:rPr>
                 <w:spacing w:val="-8"/>
@@ -2184,7 +2494,7 @@
                 </mc:Choice>
                 <mc:Fallback>
                   <w:pict>
-                    <v:group w14:anchorId="07B72397" id="Group 10" o:spid="_x0000_s1026" style="width:524.25pt;height:.75pt;mso-position-horizontal-relative:char;mso-position-vertical-relative:line" coordsize="66579,95" o:gfxdata="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">
+                    <v:group w14:anchorId="525CC890" id="Group 10" o:spid="_x0000_s1026" style="width:524.25pt;height:.75pt;mso-position-horizontal-relative:char;mso-position-vertical-relative:line" coordsize="66579,95" o:gfxdata="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">
                       <v:shape id="Graphic 11" o:spid="_x0000_s1027" style="position:absolute;width:66579;height:95;visibility:visible;mso-wrap-style:square;v-text-anchor:top" coordsize="6657975,9525" o:gfxdata="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" path="m6657975,l,,,9525r6657975,l6657975,xe" fillcolor="#cdcdcd" stroked="f">
                         <v:path arrowok="t"/>
                       </v:shape>
@@ -2308,12 +2618,14 @@
               </w:rPr>
               <w:t xml:space="preserve"> </w:t>
             </w:r>
+            <w:proofErr w:type="spellStart"/>
             <w:r>
               <w:rPr>
                 <w:sz w:val="15"/>
               </w:rPr>
               <w:t>Pazhou</w:t>
             </w:r>
+            <w:proofErr w:type="spellEnd"/>
             <w:r>
               <w:rPr>
                 <w:spacing w:val="-7"/>
@@ -2774,7 +3086,7 @@
                 </mc:Choice>
                 <mc:Fallback>
                   <w:pict>
-                    <v:group w14:anchorId="00338A82" id="Group 12" o:spid="_x0000_s1026" style="width:524.25pt;height:.75pt;mso-position-horizontal-relative:char;mso-position-vertical-relative:line" coordsize="66579,95" o:gfxdata="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">
+                    <v:group w14:anchorId="6DB1662F" id="Group 12" o:spid="_x0000_s1026" style="width:524.25pt;height:.75pt;mso-position-horizontal-relative:char;mso-position-vertical-relative:line" coordsize="66579,95" o:gfxdata="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">
                       <v:shape id="Graphic 13" o:spid="_x0000_s1027" style="position:absolute;width:66579;height:95;visibility:visible;mso-wrap-style:square;v-text-anchor:top" coordsize="6657975,9525" o:gfxdata="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" path="m6657975,l,,,9524r6657975,l6657975,xe" fillcolor="#cdcdcd" stroked="f">
                         <v:path arrowok="t"/>
                       </v:shape>
@@ -3389,6 +3701,7 @@
               </w:rPr>
               <w:t xml:space="preserve"> </w:t>
             </w:r>
+            <w:proofErr w:type="spellStart"/>
             <w:r>
               <w:rPr>
                 <w:position w:val="2"/>
@@ -3396,6 +3709,7 @@
               </w:rPr>
               <w:t>Không</w:t>
             </w:r>
+            <w:proofErr w:type="spellEnd"/>
             <w:r>
               <w:rPr>
                 <w:spacing w:val="7"/>
@@ -3404,27 +3718,15 @@
               </w:rPr>
               <w:t xml:space="preserve"> </w:t>
             </w:r>
+            <w:proofErr w:type="spellStart"/>
             <w:r>
               <w:rPr>
                 <w:position w:val="2"/>
                 <w:sz w:val="13"/>
               </w:rPr>
-              <w:t>c</w:t>
-            </w:r>
-            <w:r>
-              <w:rPr>
-                <w:position w:val="2"/>
-                <w:sz w:val="13"/>
-              </w:rPr>
-              <w:t>ầ</w:t>
-            </w:r>
-            <w:r>
-              <w:rPr>
-                <w:position w:val="2"/>
-                <w:sz w:val="13"/>
-              </w:rPr>
-              <w:t>n</w:t>
-            </w:r>
+              <w:t>cần</w:t>
+            </w:r>
+            <w:proofErr w:type="spellEnd"/>
             <w:r>
               <w:rPr>
                 <w:spacing w:val="8"/>
@@ -3433,6 +3735,7 @@
               </w:rPr>
               <w:t xml:space="preserve"> </w:t>
             </w:r>
+            <w:proofErr w:type="spellStart"/>
             <w:r>
               <w:rPr>
                 <w:position w:val="2"/>
@@ -3440,6 +3743,7 @@
               </w:rPr>
               <w:t>thanh</w:t>
             </w:r>
+            <w:proofErr w:type="spellEnd"/>
             <w:r>
               <w:rPr>
                 <w:spacing w:val="9"/>
@@ -3448,6 +3752,7 @@
               </w:rPr>
               <w:t xml:space="preserve"> </w:t>
             </w:r>
+            <w:proofErr w:type="spellStart"/>
             <w:r>
               <w:rPr>
                 <w:position w:val="2"/>
@@ -3455,6 +3760,7 @@
               </w:rPr>
               <w:t>toán</w:t>
             </w:r>
+            <w:proofErr w:type="spellEnd"/>
             <w:r>
               <w:rPr>
                 <w:spacing w:val="7"/>
@@ -3463,29 +3769,23 @@
               </w:rPr>
               <w:t xml:space="preserve"> </w:t>
             </w:r>
+            <w:proofErr w:type="spellStart"/>
             <w:r>
               <w:rPr>
                 <w:spacing w:val="-2"/>
                 <w:position w:val="2"/>
                 <w:sz w:val="13"/>
               </w:rPr>
-              <w:t>trư</w:t>
-            </w:r>
+              <w:t>trước</w:t>
+            </w:r>
+            <w:proofErr w:type="spellEnd"/>
             <w:r>
               <w:rPr>
                 <w:spacing w:val="-2"/>
                 <w:position w:val="2"/>
                 <w:sz w:val="13"/>
               </w:rPr>
-              <w:t>ớ</w:t>
-            </w:r>
-            <w:r>
-              <w:rPr>
-                <w:spacing w:val="-2"/>
-                <w:position w:val="2"/>
-                <w:sz w:val="13"/>
-              </w:rPr>
-              <w:t>c.</w:t>
+              <w:t>.</w:t>
             </w:r>
           </w:p>
           <w:p>
@@ -3531,14 +3831,85 @@
               </w:rPr>
               <w:t xml:space="preserve"> </w:t>
             </w:r>
-            <w:r>
-              <w:rPr>
-                <w:rFonts w:hint="cs"/>
+            <w:proofErr w:type="gramStart"/>
+            <w:r>
+              <w:rPr>
                 <w:b/>
                 <w:bCs/>
                 <w:sz w:val="15"/>
               </w:rPr>
-              <w:t>{{name_list | join(‘,’) }}</w:t>
+              <w:t xml:space="preserve">{{ </w:t>
+            </w:r>
+            <w:proofErr w:type="spellStart"/>
+            <w:r>
+              <w:rPr>
+                <w:b/>
+                <w:bCs/>
+                <w:sz w:val="15"/>
+              </w:rPr>
+              <w:t>name</w:t>
+            </w:r>
+            <w:proofErr w:type="gramEnd"/>
+            <w:r>
+              <w:rPr>
+                <w:b/>
+                <w:bCs/>
+                <w:sz w:val="15"/>
+              </w:rPr>
+              <w:t>_list</w:t>
+            </w:r>
+            <w:proofErr w:type="spellEnd"/>
+            <w:r>
+              <w:rPr>
+                <w:b/>
+                <w:bCs/>
+                <w:sz w:val="15"/>
+              </w:rPr>
+              <w:t xml:space="preserve"> | </w:t>
+            </w:r>
+            <w:proofErr w:type="gramStart"/>
+            <w:r>
+              <w:rPr>
+                <w:b/>
+                <w:bCs/>
+                <w:sz w:val="15"/>
+              </w:rPr>
+              <w:t>join(</w:t>
+            </w:r>
+            <w:proofErr w:type="gramEnd"/>
+            <w:r>
+              <w:rPr>
+                <w:b/>
+                <w:bCs/>
+                <w:sz w:val="15"/>
+              </w:rPr>
+              <w:t>','</w:t>
+            </w:r>
+            <w:proofErr w:type="gramStart"/>
+            <w:r>
+              <w:rPr>
+                <w:b/>
+                <w:bCs/>
+                <w:sz w:val="15"/>
+              </w:rPr>
+              <w:t>) }</w:t>
+            </w:r>
+            <w:proofErr w:type="gramEnd"/>
+            <w:r>
+              <w:rPr>
+                <w:b/>
+                <w:bCs/>
+                <w:sz w:val="15"/>
+              </w:rPr>
+              <w:t>}</w:t>
+            </w:r>
+            <w:r>
+              <w:rPr>
+                <w:b/>
+                <w:bCs/>
+                <w:sz w:val="15"/>
+              </w:rPr>
+              <w:t xml:space="preserve"> </w:t>
             </w:r>
             <w:r>
               <w:rPr>
@@ -3782,7 +4153,23 @@
                 <w:rFonts w:hint="cs"/>
                 <w:sz w:val="12"/>
               </w:rPr>
-              <w:t>{{cancel_day_free_d}} {{cancel_day_free_month_text}} , {{cancel_day_free_y}}</w:t>
+              <w:t>{{cancel_day_free_d}} {{cancel_day_free_month_text}</w:t>
+            </w:r>
+            <w:proofErr w:type="gramStart"/>
+            <w:r>
+              <w:rPr>
+                <w:rFonts w:hint="cs"/>
+                <w:sz w:val="12"/>
+              </w:rPr>
+              <w:t>} ,</w:t>
+            </w:r>
+            <w:proofErr w:type="gramEnd"/>
+            <w:r>
+              <w:rPr>
+                <w:rFonts w:hint="cs"/>
+                <w:sz w:val="12"/>
+              </w:rPr>
+              <w:t> {{cancel_day_free_y}}</w:t>
             </w:r>
             <w:r>
               <w:rPr>
@@ -3905,7 +4292,7 @@
                 </mc:Choice>
                 <mc:Fallback>
                   <w:pict>
-                    <v:group w14:anchorId="47A7EB83" id="Group 14" o:spid="_x0000_s1026" style="position:absolute;margin-left:376.45pt;margin-top:-31.25pt;width:.75pt;height:97.5pt;z-index:-15800320;mso-wrap-distance-left:0;mso-wrap-distance-right:0" coordsize="95,12382" o:gfxdata="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">
+                    <v:group w14:anchorId="78970118" id="Group 14" o:spid="_x0000_s1026" style="position:absolute;margin-left:376.45pt;margin-top:-31.25pt;width:.75pt;height:97.5pt;z-index:-15800320;mso-wrap-distance-left:0;mso-wrap-distance-right:0" coordsize="95,12382" o:gfxdata="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">
                       <v:shape id="Graphic 15" o:spid="_x0000_s1027" style="position:absolute;width:95;height:12382;visibility:visible;mso-wrap-style:square;v-text-anchor:top" coordsize="9525,1238250" o:gfxdata="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" path="m9525,l,,,1238249r9525,l9525,xe" fillcolor="#cdcdcd" stroked="f">
                         <v:path arrowok="t"/>
                       </v:shape>
@@ -3933,15 +4320,7 @@
                 <w:position w:val="2"/>
                 <w:sz w:val="13"/>
               </w:rPr>
-              <w:t xml:space="preserve">Private bathroom • City view • Free toiletries • Shower • Bathrobe • Air </w:t>
-            </w:r>
-            <w:r>
-              <w:rPr>
-                <w:w w:val="105"/>
-                <w:position w:val="2"/>
-                <w:sz w:val="13"/>
-              </w:rPr>
-              <w:t>conditioning • Kitchen • Safety deposit box •</w:t>
+              <w:t>Private bathroom • City view • Free toiletries • Shower • Bathrobe • Air conditioning • Kitchen • Safety deposit box •</w:t>
             </w:r>
             <w:r>
               <w:rPr>
@@ -4804,12 +5183,14 @@
               </w:rPr>
               <w:t xml:space="preserve"> </w:t>
             </w:r>
+            <w:proofErr w:type="spellStart"/>
             <w:r>
               <w:rPr>
                 <w:sz w:val="13"/>
               </w:rPr>
               <w:t>sanitiser</w:t>
             </w:r>
+            <w:proofErr w:type="spellEnd"/>
             <w:r>
               <w:rPr>
                 <w:spacing w:val="9"/>
@@ -5182,6 +5563,7 @@
         <w:pStyle w:val="BodyText"/>
         <w:spacing w:line="213" w:lineRule="exact"/>
       </w:pPr>
+      <w:proofErr w:type="spellStart"/>
       <w:r>
         <w:rPr>
           <w:rFonts w:ascii="SimSun" w:eastAsia="SimSun"/>
@@ -5190,6 +5572,7 @@
         </w:rPr>
         <w:t>游泳池</w:t>
       </w:r>
+      <w:proofErr w:type="spellEnd"/>
       <w:r>
         <w:rPr>
           <w:rFonts w:ascii="SimSun" w:eastAsia="SimSun"/>
@@ -5563,12 +5946,14 @@
           <w:sz w:val="15"/>
         </w:rPr>
       </w:pPr>
+      <w:proofErr w:type="spellStart"/>
       <w:r>
         <w:rPr>
           <w:sz w:val="15"/>
         </w:rPr>
         <w:t>WiFi</w:t>
       </w:r>
+      <w:proofErr w:type="spellEnd"/>
       <w:r>
         <w:rPr>
           <w:spacing w:val="-4"/>
@@ -5811,7 +6196,7 @@
           </mc:Choice>
           <mc:Fallback>
             <w:pict>
-              <v:group w14:anchorId="3643F243" id="Group 18" o:spid="_x0000_s1026" style="width:542.25pt;height:.75pt;mso-position-horizontal-relative:char;mso-position-vertical-relative:line" coordsize="68865,95" o:gfxdata="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">
+              <v:group w14:anchorId="3B91280F" id="Group 18" o:spid="_x0000_s1026" style="width:542.25pt;height:.75pt;mso-position-horizontal-relative:char;mso-position-vertical-relative:line" coordsize="68865,95" o:gfxdata="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">
                 <v:shape id="Graphic 19" o:spid="_x0000_s1027" style="position:absolute;width:68865;height:95;visibility:visible;mso-wrap-style:square;v-text-anchor:top" coordsize="6886575,9525" o:gfxdata="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" path="m6886575,l,,,9525r6886575,l6886575,xe" fillcolor="#cdcdcd" stroked="f">
                   <v:path arrowok="t"/>
                 </v:shape>
@@ -6076,7 +6461,7 @@
           </mc:Choice>
           <mc:Fallback>
             <w:pict>
-              <v:shape w14:anchorId="2B33AE53" id="Graphic 21" o:spid="_x0000_s1026" style="position:absolute;margin-left:54.35pt;margin-top:8.45pt;width:1.8pt;height:.4pt;z-index:15733248;visibility:visible;mso-wrap-style:square;mso-wrap-distance-left:0;mso-wrap-distance-top:0;mso-wrap-distance-right:0;mso-wrap-distance-bottom:0;mso-position-horizontal:absolute;mso-position-horizontal-relative:page;mso-position-vertical:absolute;mso-position-vertical-relative:text;v-text-anchor:top" coordsize="22860,5080" o:gfxdata="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" path="m22859,l,,,4572r22859,l22859,xe" fillcolor="black" stroked="f">
+              <v:shape w14:anchorId="11314E73" id="Graphic 21" o:spid="_x0000_s1026" style="position:absolute;margin-left:54.35pt;margin-top:8.45pt;width:1.8pt;height:.4pt;z-index:15733248;visibility:visible;mso-wrap-style:square;mso-wrap-distance-left:0;mso-wrap-distance-top:0;mso-wrap-distance-right:0;mso-wrap-distance-bottom:0;mso-position-horizontal:absolute;mso-position-horizontal-relative:page;mso-position-vertical:absolute;mso-position-vertical-relative:text;v-text-anchor:top" coordsize="22860,5080" o:gfxdata="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" path="m22859,l,,,4572r22859,l22859,xe" fillcolor="black" stroked="f">
                 <v:path arrowok="t"/>
                 <w10:wrap anchorx="page"/>
               </v:shape>
@@ -6194,8 +6579,13 @@
         </w:rPr>
         <w:t xml:space="preserve"> </w:t>
       </w:r>
-      <w:r>
-        <w:t>Pazhou Exhibition directly on: +86 137 5179 4679</w:t>
+      <w:proofErr w:type="spellStart"/>
+      <w:r>
+        <w:t>Pazhou</w:t>
+      </w:r>
+      <w:proofErr w:type="spellEnd"/>
+      <w:r>
+        <w:t xml:space="preserve"> Exhibition directly on: +86 137 5179 4679</w:t>
       </w:r>
     </w:p>
     <w:p>
@@ -6343,7 +6733,23 @@
         <w:t xml:space="preserve"> </w:t>
       </w:r>
       <w:r>
-        <w:t>11639 For VinaPhone users Local</w:t>
+        <w:t xml:space="preserve">11639 For </w:t>
+      </w:r>
+      <w:proofErr w:type="spellStart"/>
+      <w:r>
+        <w:t>VinaPhone</w:t>
+      </w:r>
+      <w:proofErr w:type="spellEnd"/>
+      <w:r>
+        <w:t xml:space="preserve"> </w:t>
+      </w:r>
+      <w:proofErr w:type="gramStart"/>
+      <w:r>
+        <w:t>users</w:t>
+      </w:r>
+      <w:proofErr w:type="gramEnd"/>
+      <w:r>
+        <w:t xml:space="preserve"> Local</w:t>
       </w:r>
       <w:r>
         <w:rPr>
@@ -6416,7 +6822,15 @@
         <w:t xml:space="preserve"> </w:t>
       </w:r>
       <w:r>
-        <w:t>11637 For VinaPhone users</w:t>
+        <w:t xml:space="preserve">11637 For </w:t>
+      </w:r>
+      <w:proofErr w:type="spellStart"/>
+      <w:r>
+        <w:t>VinaPhone</w:t>
+      </w:r>
+      <w:proofErr w:type="spellEnd"/>
+      <w:r>
+        <w:t xml:space="preserve"> users</w:t>
       </w:r>
     </w:p>
     <w:p>
@@ -6637,8 +7051,13 @@
         <w:ind w:right="6036"/>
       </w:pPr>
       <w:r>
-        <w:t>Looking for information about travelling safely? The Safety resource centre</w:t>
-      </w:r>
+        <w:t xml:space="preserve">Looking for information about travelling safely? The Safety resource </w:t>
+      </w:r>
+      <w:proofErr w:type="spellStart"/>
+      <w:r>
+        <w:t>centre</w:t>
+      </w:r>
+      <w:proofErr w:type="spellEnd"/>
       <w:r>
         <w:rPr>
           <w:spacing w:val="-7"/>
@@ -6824,6 +7243,7 @@
           </w:rPr>
           <w:t xml:space="preserve"> </w:t>
         </w:r>
+        <w:proofErr w:type="spellStart"/>
         <w:r>
           <w:rPr>
             <w:b/>
@@ -6834,6 +7254,7 @@
           </w:rPr>
           <w:t>centre</w:t>
         </w:r>
+        <w:proofErr w:type="spellEnd"/>
       </w:hyperlink>
     </w:p>
     <w:p>
@@ -6933,10 +7354,7 @@
         <w:t xml:space="preserve"> </w:t>
       </w:r>
       <w:r>
-        <w:t xml:space="preserve">give you complete peace of mind </w:t>
-      </w:r>
-      <w:r>
-        <w:t>during your stay in China.</w:t>
+        <w:t>give you complete peace of mind during your stay in China.</w:t>
       </w:r>
     </w:p>
     <w:p>
@@ -7130,7 +7548,7 @@
           </mc:Choice>
           <mc:Fallback>
             <w:pict>
-              <v:group w14:anchorId="34E17336" id="Group 22" o:spid="_x0000_s1026" style="width:242.25pt;height:1.5pt;mso-position-horizontal-relative:char;mso-position-vertical-relative:line" coordsize="30765,190" o:gfxdata="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">
+              <v:group w14:anchorId="0E06869D" id="Group 22" o:spid="_x0000_s1026" style="width:242.25pt;height:1.5pt;mso-position-horizontal-relative:char;mso-position-vertical-relative:line" coordsize="30765,190" o:gfxdata="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">
                 <v:shape id="Graphic 23" o:spid="_x0000_s1027" style="position:absolute;top:95;width:30765;height:95;visibility:visible;mso-wrap-style:square;v-text-anchor:top" coordsize="3076575,9525" o:gfxdata="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" path="m3076575,l,,,9525r3076575,l3076575,xe" fillcolor="#e7e7e7" stroked="f">
                   <v:path arrowok="t"/>
                 </v:shape>
@@ -7234,7 +7652,7 @@
           </mc:Choice>
           <mc:Fallback>
             <w:pict>
-              <v:shape w14:anchorId="24532187" id="Graphic 25" o:spid="_x0000_s1026" style="position:absolute;margin-left:35.25pt;margin-top:10.9pt;width:542.25pt;height:.75pt;z-index:-15724544;visibility:visible;mso-wrap-style:square;mso-wrap-distance-left:0;mso-wrap-distance-top:0;mso-wrap-distance-right:0;mso-wrap-distance-bottom:0;mso-position-horizontal:absolute;mso-position-horizontal-relative:page;mso-position-vertical:absolute;mso-position-vertical-relative:text;v-text-anchor:top" coordsize="6886575,9525" o:gfxdata="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" path="m6886575,l,,,9525r6886575,l6886575,xe" fillcolor="#cdcdcd" stroked="f">
+              <v:shape w14:anchorId="217B8631" id="Graphic 25" o:spid="_x0000_s1026" style="position:absolute;margin-left:35.25pt;margin-top:10.9pt;width:542.25pt;height:.75pt;z-index:-15724544;visibility:visible;mso-wrap-style:square;mso-wrap-distance-left:0;mso-wrap-distance-top:0;mso-wrap-distance-right:0;mso-wrap-distance-bottom:0;mso-position-horizontal:absolute;mso-position-horizontal-relative:page;mso-position-vertical:absolute;mso-position-vertical-relative:text;v-text-anchor:top" coordsize="6886575,9525" o:gfxdata="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" path="m6886575,l,,,9525r6886575,l6886575,xe" fillcolor="#cdcdcd" stroked="f">
                 <v:path arrowok="t"/>
                 <w10:wrap type="topAndBottom" anchorx="page"/>
               </v:shape>
@@ -7686,6 +8104,7 @@
         </w:rPr>
         <w:t xml:space="preserve"> </w:t>
       </w:r>
+      <w:proofErr w:type="spellStart"/>
       <w:r>
         <w:rPr>
           <w:w w:val="105"/>
@@ -7693,6 +8112,7 @@
         </w:rPr>
         <w:t>Pazhou</w:t>
       </w:r>
+      <w:proofErr w:type="spellEnd"/>
       <w:r>
         <w:rPr>
           <w:spacing w:val="-9"/>
@@ -7774,7 +8194,7 @@
 </file>
 
 <file path=word/numbering.xml><?xml version="1.0" encoding="utf-8"?>
-<w:numbering xmlns:wpc="http://schemas.microsoft.com/office/word/2010/wordprocessingCanvas" xmlns:cx="http://schemas.microsoft.com/office/drawing/2014/chartex" xmlns:cx1="http://schemas.microsoft.com/office/drawing/2015/9/8/chartex" xmlns:cx2="http://schemas.microsoft.com/office/drawing/2015/10/21/chartex" xmlns:cx3="http://schemas.microsoft.com/office/drawing/2016/5/9/chartex" xmlns:cx4="http://schemas.microsoft.com/office/drawing/2016/5/10/chartex" xmlns:cx5="http://schemas.microsoft.com/office/drawing/2016/5/11/chartex" xmlns:cx6="http://schemas.microsoft.com/office/drawing/2016/5/12/chartex" xmlns:cx7="http://schemas.microsoft.com/office/drawing/2016/5/13/chartex" xmlns:cx8="http://schemas.microsoft.com/office/drawing/2016/5/14/chartex" xmlns:mc="http://schemas.openxmlformats.org/markup-compatibility/2006" xmlns:aink="http://schemas.microsoft.com/office/drawing/2016/ink" xmlns:am3d="http://schemas.microsoft.com/office/drawing/2017/model3d" xmlns:o="urn:schemas-microsoft-com:office:office" xmlns:r="http://schemas.openxmlformats.org/officeDocument/2006/relationships" xmlns:m="http://schemas.openxmlformats.org/officeDocument/2006/math" xmlns:v="urn:schemas-microsoft-com:vml" xmlns:wp14="http://schemas.microsoft.com/office/word/2010/wordprocessingDrawing" xmlns:wp="http://schemas.openxmlformats.org/drawingml/2006/wordprocessingDrawing" xmlns:w10="urn:schemas-microsoft-com:office:word" xmlns:w="http://schemas.openxmlformats.org/wordprocessingml/2006/main" xmlns:w14="http://schemas.microsoft.com/office/word/2010/wordml" xmlns:w15="http://schemas.microsoft.com/office/word/2012/wordml" xmlns:w16cex="http://schemas.microsoft.com/office/word/2018/wordml/cex" xmlns:w16cid="http://schemas.microsoft.com/office/word/2016/wordml/cid" xmlns:w16="http://schemas.microsoft.com/office/word/2018/wordml" xmlns:w16sdtdh="http://schemas.microsoft.com/office/word/2020/wordml/sdtdatahash" xmlns:w16se="http://schemas.microsoft.com/office/word/2015/wordml/symex" xmlns:wpg="http://schemas.microsoft.com/office/word/2010/wordprocessingGroup" xmlns:wpi="http://schemas.microsoft.com/office/word/2010/wordprocessingInk" xmlns:wne="http://schemas.microsoft.com/office/word/2006/wordml" xmlns:wps="http://schemas.microsoft.com/office/word/2010/wordprocessingShape" mc:Ignorable="w14 w15 w16se w16cid w16 w16cex w16sdtdh wp14">
+<w:numbering xmlns:wpc="http://schemas.microsoft.com/office/word/2010/wordprocessingCanvas" xmlns:cx="http://schemas.microsoft.com/office/drawing/2014/chartex" xmlns:cx1="http://schemas.microsoft.com/office/drawing/2015/9/8/chartex" xmlns:cx2="http://schemas.microsoft.com/office/drawing/2015/10/21/chartex" xmlns:cx3="http://schemas.microsoft.com/office/drawing/2016/5/9/chartex" xmlns:cx4="http://schemas.microsoft.com/office/drawing/2016/5/10/chartex" xmlns:cx5="http://schemas.microsoft.com/office/drawing/2016/5/11/chartex" xmlns:cx6="http://schemas.microsoft.com/office/drawing/2016/5/12/chartex" xmlns:cx7="http://schemas.microsoft.com/office/drawing/2016/5/13/chartex" xmlns:cx8="http://schemas.microsoft.com/office/drawing/2016/5/14/chartex" xmlns:mc="http://schemas.openxmlformats.org/markup-compatibility/2006" xmlns:aink="http://schemas.microsoft.com/office/drawing/2016/ink" xmlns:am3d="http://schemas.microsoft.com/office/drawing/2017/model3d" xmlns:o="urn:schemas-microsoft-com:office:office" xmlns:oel="http://schemas.microsoft.com/office/2019/extlst" xmlns:r="http://schemas.openxmlformats.org/officeDocument/2006/relationships" xmlns:m="http://schemas.openxmlformats.org/officeDocument/2006/math" xmlns:v="urn:schemas-microsoft-com:vml" xmlns:wp14="http://schemas.microsoft.com/office/word/2010/wordprocessingDrawing" xmlns:wp="http://schemas.openxmlformats.org/drawingml/2006/wordprocessingDrawing" xmlns:w10="urn:schemas-microsoft-com:office:word" xmlns:w="http://schemas.openxmlformats.org/wordprocessingml/2006/main" xmlns:w14="http://schemas.microsoft.com/office/word/2010/wordml" xmlns:w15="http://schemas.microsoft.com/office/word/2012/wordml" xmlns:w16cex="http://schemas.microsoft.com/office/word/2018/wordml/cex" xmlns:w16cid="http://schemas.microsoft.com/office/word/2016/wordml/cid" xmlns:w16="http://schemas.microsoft.com/office/word/2018/wordml" xmlns:w16du="http://schemas.microsoft.com/office/word/2023/wordml/word16du" xmlns:w16sdtdh="http://schemas.microsoft.com/office/word/2020/wordml/sdtdatahash" xmlns:w16sdtfl="http://schemas.microsoft.com/office/word/2024/wordml/sdtformatlock" xmlns:w16se="http://schemas.microsoft.com/office/word/2015/wordml/symex" xmlns:wpg="http://schemas.microsoft.com/office/word/2010/wordprocessingGroup" xmlns:wpi="http://schemas.microsoft.com/office/word/2010/wordprocessingInk" xmlns:wne="http://schemas.microsoft.com/office/word/2006/wordml" xmlns:wps="http://schemas.microsoft.com/office/word/2010/wordprocessingShape" mc:Ignorable="w14 w15 w16se w16cid w16 w16cex w16sdtdh w16sdtfl w16du wp14">
   <w:numPicBullet w:numPicBulletId="0">
     <w:pict>
       <v:shapetype id="_x0000_t75" coordsize="21600,21600" o:spt="75" o:preferrelative="t" path="m@4@5l@4@11@9@11@9@5xe" filled="f" stroked="f">
@@ -7796,7 +8216,7 @@
         <v:path o:extrusionok="f" gradientshapeok="t" o:connecttype="rect"/>
         <o:lock v:ext="edit" aspectratio="t"/>
       </v:shapetype>
-      <v:shape id="_x0000_i1069" type="#_x0000_t75" style="width:3pt;height:3pt" o:bullet="t">
+      <v:shape id="_x0000_i1030" type="#_x0000_t75" style="width:3pt;height:3pt" o:bullet="t">
         <v:imagedata r:id="rId1" o:title="image7"/>
       </v:shape>
     </w:pict>
@@ -7923,14 +8343,14 @@
       </w:rPr>
     </w:lvl>
   </w:abstractNum>
-  <w:num w:numId="1">
+  <w:num w:numId="1" w16cid:durableId="2099058520">
     <w:abstractNumId w:val="0"/>
   </w:num>
 </w:numbering>
 </file>
 
 <file path=word/styles.xml><?xml version="1.0" encoding="utf-8"?>
-<w:styles xmlns:mc="http://schemas.openxmlformats.org/markup-compatibility/2006" xmlns:r="http://schemas.openxmlformats.org/officeDocument/2006/relationships" xmlns:w="http://schemas.openxmlformats.org/wordprocessingml/2006/main" xmlns:w14="http://schemas.microsoft.com/office/word/2010/wordml" xmlns:w15="http://schemas.microsoft.com/office/word/2012/wordml" xmlns:w16cex="http://schemas.microsoft.com/office/word/2018/wordml/cex" xmlns:w16cid="http://schemas.microsoft.com/office/word/2016/wordml/cid" xmlns:w16="http://schemas.microsoft.com/office/word/2018/wordml" xmlns:w16sdtdh="http://schemas.microsoft.com/office/word/2020/wordml/sdtdatahash" xmlns:w16se="http://schemas.microsoft.com/office/word/2015/wordml/symex" mc:Ignorable="w14 w15 w16se w16cid w16 w16cex w16sdtdh">
+<w:styles xmlns:mc="http://schemas.openxmlformats.org/markup-compatibility/2006" xmlns:r="http://schemas.openxmlformats.org/officeDocument/2006/relationships" xmlns:w="http://schemas.openxmlformats.org/wordprocessingml/2006/main" xmlns:w14="http://schemas.microsoft.com/office/word/2010/wordml" xmlns:w15="http://schemas.microsoft.com/office/word/2012/wordml" xmlns:w16cex="http://schemas.microsoft.com/office/word/2018/wordml/cex" xmlns:w16cid="http://schemas.microsoft.com/office/word/2016/wordml/cid" xmlns:w16="http://schemas.microsoft.com/office/word/2018/wordml" xmlns:w16du="http://schemas.microsoft.com/office/word/2023/wordml/word16du" xmlns:w16sdtdh="http://schemas.microsoft.com/office/word/2020/wordml/sdtdatahash" xmlns:w16sdtfl="http://schemas.microsoft.com/office/word/2024/wordml/sdtformatlock" xmlns:w16se="http://schemas.microsoft.com/office/word/2015/wordml/symex" mc:Ignorable="w14 w15 w16se w16cid w16 w16cex w16sdtdh w16sdtfl w16du">
   <w:docDefaults>
     <w:rPrDefault>
       <w:rPr>

--- a/resources/Pazhou_Exhibition_Huanzpu_GzuangChau.docx
+++ b/resources/Pazhou_Exhibition_Huanzpu_GzuangChau.docx
@@ -86,6 +86,8 @@
         <w:ind w:left="8341"/>
         <w:rPr>
           <w:b/>
+          <w:color w:val="0894FF"/>
+          <w:spacing w:val="-2"/>
           <w:sz w:val="19"/>
         </w:rPr>
       </w:pPr>
@@ -122,7 +124,34 @@
           <w:spacing w:val="-2"/>
           <w:sz w:val="19"/>
         </w:rPr>
-        <w:t>5952.906.653</w:t>
+        <w:t>5952.906.</w:t>
+      </w:r>
+      <w:r>
+        <w:rPr>
+          <w:b/>
+          <w:color w:val="0894FF"/>
+          <w:spacing w:val="-2"/>
+          <w:sz w:val="19"/>
+        </w:rPr>
+        <w:t>{{</w:t>
+      </w:r>
+      <w:r>
+        <w:rPr>
+          <w:b/>
+          <w:color w:val="0894FF"/>
+          <w:spacing w:val="-2"/>
+          <w:sz w:val="19"/>
+        </w:rPr>
+        <w:t>three_submit_number</w:t>
+      </w:r>
+      <w:r>
+        <w:rPr>
+          <w:b/>
+          <w:color w:val="0894FF"/>
+          <w:spacing w:val="-2"/>
+          <w:sz w:val="19"/>
+        </w:rPr>
+        <w:t>}}</w:t>
       </w:r>
     </w:p>
     <w:p>
@@ -338,23 +367,13 @@
                 <w:sz w:val="14"/>
               </w:rPr>
             </w:pPr>
-            <w:proofErr w:type="spellStart"/>
             <w:r>
               <w:rPr>
                 <w:b/>
                 <w:position w:val="-6"/>
                 <w:sz w:val="19"/>
               </w:rPr>
-              <w:t>Pazhou</w:t>
-            </w:r>
-            <w:proofErr w:type="spellEnd"/>
-            <w:r>
-              <w:rPr>
-                <w:b/>
-                <w:position w:val="-6"/>
-                <w:sz w:val="19"/>
-              </w:rPr>
-              <w:t xml:space="preserve"> Exhibition</w:t>
+              <w:t>Pazhou Exhibition</w:t>
             </w:r>
             <w:r>
               <w:rPr>
@@ -463,16 +482,7 @@
                 <w:position w:val="-4"/>
                 <w:sz w:val="39"/>
               </w:rPr>
-              <w:t>{{end</w:t>
-            </w:r>
-            <w:proofErr w:type="gramStart"/>
-            <w:r>
-              <w:rPr>
-                <w:b/>
-                <w:position w:val="-4"/>
-                <w:sz w:val="39"/>
-              </w:rPr>
-              <w:t>}}</w:t>
+              <w:t>{{end}}</w:t>
             </w:r>
             <w:r>
               <w:rPr>
@@ -484,7 +494,6 @@
               </w:rPr>
               <w:t xml:space="preserve">   </w:t>
             </w:r>
-            <w:proofErr w:type="gramEnd"/>
             <w:r>
               <w:rPr>
                 <w:b/>
@@ -493,23 +502,21 @@
               </w:rPr>
               <w:t>{{</w:t>
             </w:r>
-            <w:proofErr w:type="spellStart"/>
             <w:r>
               <w:rPr>
                 <w:b/>
                 <w:position w:val="-4"/>
                 <w:sz w:val="39"/>
               </w:rPr>
-              <w:t>name_list</w:t>
-            </w:r>
-            <w:proofErr w:type="spellEnd"/>
+              <w:t xml:space="preserve">names </w:t>
+            </w:r>
             <w:r>
               <w:rPr>
                 <w:b/>
                 <w:position w:val="-4"/>
                 <w:sz w:val="39"/>
               </w:rPr>
-              <w:t xml:space="preserve"> | length}</w:t>
+              <w:t>| length}</w:t>
             </w:r>
             <w:r>
               <w:rPr>
@@ -585,25 +592,7 @@
                 <w:spacing w:val="-4"/>
                 <w:sz w:val="14"/>
               </w:rPr>
-              <w:t>{{</w:t>
-            </w:r>
-            <w:proofErr w:type="spellStart"/>
-            <w:r>
-              <w:rPr>
-                <w:b/>
-                <w:spacing w:val="-4"/>
-                <w:sz w:val="14"/>
-              </w:rPr>
-              <w:t>f_month_text</w:t>
-            </w:r>
-            <w:proofErr w:type="spellEnd"/>
-            <w:r>
-              <w:rPr>
-                <w:b/>
-                <w:spacing w:val="-4"/>
-                <w:sz w:val="14"/>
-              </w:rPr>
-              <w:t>}}</w:t>
+              <w:t>{{f_month_text}}</w:t>
             </w:r>
             <w:r>
               <w:rPr>
@@ -633,25 +622,7 @@
                 <w:spacing w:val="-2"/>
                 <w:sz w:val="14"/>
               </w:rPr>
-              <w:t>{{</w:t>
-            </w:r>
-            <w:proofErr w:type="spellStart"/>
-            <w:r>
-              <w:rPr>
-                <w:b/>
-                <w:spacing w:val="-2"/>
-                <w:sz w:val="14"/>
-              </w:rPr>
-              <w:t>e_month_text</w:t>
-            </w:r>
-            <w:proofErr w:type="spellEnd"/>
-            <w:r>
-              <w:rPr>
-                <w:b/>
-                <w:spacing w:val="-2"/>
-                <w:sz w:val="14"/>
-              </w:rPr>
-              <w:t>}}</w:t>
+              <w:t>{{e_month_text}}</w:t>
             </w:r>
           </w:p>
           <w:p>
@@ -771,58 +742,22 @@
                 <w:spacing w:val="-2"/>
                 <w:sz w:val="14"/>
               </w:rPr>
-              <w:t>{{</w:t>
-            </w:r>
-            <w:proofErr w:type="spellStart"/>
+              <w:t>{{f_day_name}}</w:t>
+            </w:r>
+            <w:r>
+              <w:rPr>
+                <w:i/>
+                <w:sz w:val="14"/>
+              </w:rPr>
+              <w:tab/>
+            </w:r>
             <w:r>
               <w:rPr>
                 <w:i/>
                 <w:spacing w:val="-2"/>
                 <w:sz w:val="14"/>
               </w:rPr>
-              <w:t>f_day_name</w:t>
-            </w:r>
-            <w:proofErr w:type="spellEnd"/>
-            <w:r>
-              <w:rPr>
-                <w:i/>
-                <w:spacing w:val="-2"/>
-                <w:sz w:val="14"/>
-              </w:rPr>
-              <w:t>}}</w:t>
-            </w:r>
-            <w:r>
-              <w:rPr>
-                <w:i/>
-                <w:sz w:val="14"/>
-              </w:rPr>
-              <w:tab/>
-            </w:r>
-            <w:r>
-              <w:rPr>
-                <w:i/>
-                <w:spacing w:val="-2"/>
-                <w:sz w:val="14"/>
-              </w:rPr>
-              <w:t>{{</w:t>
-            </w:r>
-            <w:proofErr w:type="spellStart"/>
-            <w:r>
-              <w:rPr>
-                <w:i/>
-                <w:spacing w:val="-2"/>
-                <w:sz w:val="14"/>
-              </w:rPr>
-              <w:t>e_day_name</w:t>
-            </w:r>
-            <w:proofErr w:type="spellEnd"/>
-            <w:r>
-              <w:rPr>
-                <w:i/>
-                <w:spacing w:val="-2"/>
-                <w:sz w:val="14"/>
-              </w:rPr>
-              <w:t>}}</w:t>
+              <w:t>{{e_day_name}}</w:t>
             </w:r>
             <w:r>
               <w:rPr>
@@ -1219,7 +1154,7 @@
                 </mc:Choice>
                 <mc:Fallback>
                   <w:pict>
-                    <v:group w14:anchorId="70A77B85" id="Group 6" o:spid="_x0000_s1026" style="width:524.25pt;height:.75pt;mso-position-horizontal-relative:char;mso-position-vertical-relative:line" coordsize="66579,95" o:gfxdata="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">
+                    <v:group w14:anchorId="4CF66825" id="Group 6" o:spid="_x0000_s1026" style="width:524.25pt;height:.75pt;mso-position-horizontal-relative:char;mso-position-vertical-relative:line" coordsize="66579,95" o:gfxdata="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">
                       <v:shape id="Graphic 7" o:spid="_x0000_s1027" style="position:absolute;width:66579;height:95;visibility:visible;mso-wrap-style:square;v-text-anchor:top" coordsize="6657975,9525" o:gfxdata="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" path="m6657975,l,,,9525r6657975,l6657975,xe" fillcolor="#cdcdcd" stroked="f">
                         <v:path arrowok="t"/>
                       </v:shape>
@@ -1298,71 +1233,42 @@
                 <w:spacing w:val="-2"/>
                 <w:sz w:val="15"/>
               </w:rPr>
-              <w:t>{</w:t>
-            </w:r>
-            <w:proofErr w:type="gramStart"/>
+              <w:t>{{</w:t>
+            </w:r>
             <w:r>
               <w:rPr>
                 <w:spacing w:val="-2"/>
                 <w:sz w:val="15"/>
               </w:rPr>
-              <w:t xml:space="preserve">{( </w:t>
-            </w:r>
-            <w:proofErr w:type="spellStart"/>
+              <w:t>(</w:t>
+            </w:r>
             <w:r>
               <w:rPr>
                 <w:spacing w:val="-2"/>
                 <w:sz w:val="15"/>
               </w:rPr>
-              <w:t>names</w:t>
-            </w:r>
-            <w:proofErr w:type="gramEnd"/>
+              <w:t xml:space="preserve">( names|length) * </w:t>
+            </w:r>
             <w:r>
               <w:rPr>
                 <w:spacing w:val="-2"/>
                 <w:sz w:val="15"/>
               </w:rPr>
-              <w:t>|length</w:t>
-            </w:r>
-            <w:proofErr w:type="spellEnd"/>
+              <w:t>unit_of_hotel</w:t>
+            </w:r>
             <w:r>
               <w:rPr>
                 <w:spacing w:val="-2"/>
                 <w:sz w:val="15"/>
               </w:rPr>
-              <w:t xml:space="preserve">) * </w:t>
-            </w:r>
-            <w:proofErr w:type="spellStart"/>
+              <w:t>)| vnd</w:t>
+            </w:r>
             <w:r>
               <w:rPr>
                 <w:spacing w:val="-2"/>
                 <w:sz w:val="15"/>
               </w:rPr>
-              <w:t>unit_of_</w:t>
-            </w:r>
-            <w:proofErr w:type="gramStart"/>
-            <w:r>
-              <w:rPr>
-                <w:spacing w:val="-2"/>
-                <w:sz w:val="15"/>
-              </w:rPr>
-              <w:t>hotel</w:t>
-            </w:r>
-            <w:proofErr w:type="spellEnd"/>
-            <w:r>
-              <w:rPr>
-                <w:spacing w:val="-2"/>
-                <w:sz w:val="15"/>
-              </w:rPr>
-              <w:t xml:space="preserve"> }</w:t>
-            </w:r>
-            <w:proofErr w:type="gramEnd"/>
-            <w:r>
-              <w:rPr>
-                <w:spacing w:val="-2"/>
-                <w:sz w:val="15"/>
-              </w:rPr>
-              <w:t>}</w:t>
+              <w:t xml:space="preserve"> }}</w:t>
             </w:r>
           </w:p>
           <w:p>
@@ -1402,14 +1308,12 @@
               </w:rPr>
               <w:t xml:space="preserve"> </w:t>
             </w:r>
-            <w:proofErr w:type="spellStart"/>
             <w:r>
               <w:rPr>
                 <w:sz w:val="15"/>
               </w:rPr>
               <w:t>Thuế</w:t>
             </w:r>
-            <w:proofErr w:type="spellEnd"/>
             <w:r>
               <w:rPr>
                 <w:spacing w:val="-2"/>
@@ -1426,9 +1330,29 @@
             </w:r>
             <w:r>
               <w:rPr>
-                <w:sz w:val="15"/>
-              </w:rPr>
-              <w:tab/>
+                <w:spacing w:val="-4"/>
+                <w:sz w:val="15"/>
+              </w:rPr>
+              <w:t xml:space="preserve">                                                                                                                                                                                                                         </w:t>
+            </w:r>
+            <w:r>
+              <w:rPr>
+                <w:spacing w:val="-4"/>
+                <w:sz w:val="15"/>
+              </w:rPr>
+              <w:t xml:space="preserve">      </w:t>
+            </w:r>
+            <w:r>
+              <w:rPr>
+                <w:spacing w:val="-4"/>
+                <w:sz w:val="15"/>
+              </w:rPr>
+              <w:t xml:space="preserve">      </w:t>
+            </w:r>
+            <w:r>
+              <w:rPr>
+                <w:sz w:val="15"/>
+              </w:rPr>
               <w:t>VND</w:t>
             </w:r>
             <w:r>
@@ -1438,53 +1362,54 @@
               </w:rPr>
               <w:t xml:space="preserve"> </w:t>
             </w:r>
-            <w:proofErr w:type="gramStart"/>
             <w:r>
               <w:rPr>
                 <w:spacing w:val="-2"/>
                 <w:sz w:val="15"/>
               </w:rPr>
-              <w:t>{{ (</w:t>
-            </w:r>
-            <w:proofErr w:type="gramEnd"/>
+              <w:t xml:space="preserve">{{ </w:t>
+            </w:r>
             <w:r>
               <w:rPr>
                 <w:spacing w:val="-2"/>
                 <w:sz w:val="15"/>
               </w:rPr>
-              <w:t xml:space="preserve">(names | length) * </w:t>
-            </w:r>
-            <w:proofErr w:type="spellStart"/>
+              <w:t>(</w:t>
+            </w:r>
             <w:r>
               <w:rPr>
                 <w:spacing w:val="-2"/>
                 <w:sz w:val="15"/>
               </w:rPr>
+              <w:t xml:space="preserve">((names | length) * </w:t>
+            </w:r>
+            <w:r>
+              <w:rPr>
+                <w:spacing w:val="-2"/>
+                <w:sz w:val="15"/>
+              </w:rPr>
               <w:t>unit_of_hotel</w:t>
             </w:r>
-            <w:proofErr w:type="spellEnd"/>
             <w:r>
               <w:rPr>
                 <w:spacing w:val="-2"/>
                 <w:sz w:val="15"/>
               </w:rPr>
-              <w:t xml:space="preserve">) * </w:t>
-            </w:r>
-            <w:proofErr w:type="gramStart"/>
+              <w:t>) * 0.06</w:t>
+            </w:r>
             <w:r>
               <w:rPr>
                 <w:spacing w:val="-2"/>
                 <w:sz w:val="15"/>
               </w:rPr>
-              <w:t>0.06 }</w:t>
-            </w:r>
-            <w:proofErr w:type="gramEnd"/>
+              <w:t>) | vnd</w:t>
+            </w:r>
             <w:r>
               <w:rPr>
                 <w:spacing w:val="-2"/>
                 <w:sz w:val="15"/>
               </w:rPr>
-              <w:t>}</w:t>
+              <w:t xml:space="preserve"> }}</w:t>
             </w:r>
           </w:p>
           <w:p>
@@ -1557,61 +1482,15 @@
                 <w:spacing w:val="-2"/>
                 <w:sz w:val="30"/>
               </w:rPr>
-              <w:t xml:space="preserve">((names| length) * </w:t>
-            </w:r>
-            <w:proofErr w:type="spellStart"/>
+              <w:t xml:space="preserve">((names| length) * unit_of_hotel * 1.06) | vnd </w:t>
+            </w:r>
             <w:r>
               <w:rPr>
                 <w:color w:val="1A1A1A"/>
                 <w:spacing w:val="-2"/>
                 <w:sz w:val="30"/>
               </w:rPr>
-              <w:t>unit_of_hotel</w:t>
-            </w:r>
-            <w:proofErr w:type="spellEnd"/>
-            <w:r>
-              <w:rPr>
-                <w:color w:val="1A1A1A"/>
-                <w:spacing w:val="-2"/>
-                <w:sz w:val="30"/>
-              </w:rPr>
-              <w:t xml:space="preserve"> * 1.06) | </w:t>
-            </w:r>
-            <w:proofErr w:type="spellStart"/>
-            <w:proofErr w:type="gramStart"/>
-            <w:r>
-              <w:rPr>
-                <w:color w:val="1A1A1A"/>
-                <w:spacing w:val="-2"/>
-                <w:sz w:val="30"/>
-              </w:rPr>
-              <w:t>vnd</w:t>
-            </w:r>
-            <w:proofErr w:type="spellEnd"/>
-            <w:r>
-              <w:rPr>
-                <w:color w:val="1A1A1A"/>
-                <w:spacing w:val="-2"/>
-                <w:sz w:val="30"/>
-              </w:rPr>
-              <w:t xml:space="preserve"> </w:t>
-            </w:r>
-            <w:r>
-              <w:rPr>
-                <w:color w:val="1A1A1A"/>
-                <w:spacing w:val="-2"/>
-                <w:sz w:val="30"/>
-              </w:rPr>
-              <w:t>}</w:t>
-            </w:r>
-            <w:proofErr w:type="gramEnd"/>
-            <w:r>
-              <w:rPr>
-                <w:color w:val="1A1A1A"/>
-                <w:spacing w:val="-2"/>
-                <w:sz w:val="30"/>
-              </w:rPr>
-              <w:t>}</w:t>
+              <w:t>}}</w:t>
             </w:r>
           </w:p>
           <w:p>
@@ -1648,23 +1527,21 @@
               </w:rPr>
               <w:t>{{</w:t>
             </w:r>
-            <w:proofErr w:type="spellStart"/>
             <w:r>
               <w:rPr>
                 <w:rFonts w:hint="cs"/>
                 <w:color w:val="1A1A1A"/>
                 <w:sz w:val="15"/>
               </w:rPr>
-              <w:t>name_list</w:t>
-            </w:r>
-            <w:proofErr w:type="spellEnd"/>
+              <w:t xml:space="preserve">names </w:t>
+            </w:r>
             <w:r>
               <w:rPr>
                 <w:rFonts w:hint="cs"/>
                 <w:color w:val="1A1A1A"/>
                 <w:sz w:val="15"/>
               </w:rPr>
-              <w:t> | length}}</w:t>
+              <w:t>| length}}</w:t>
             </w:r>
             <w:r>
               <w:rPr>
@@ -1688,69 +1565,13 @@
               </w:rPr>
               <w:tab/>
             </w:r>
-            <w:proofErr w:type="gramStart"/>
             <w:r>
               <w:rPr>
                 <w:color w:val="1A1A1A"/>
                 <w:spacing w:val="-2"/>
                 <w:sz w:val="15"/>
               </w:rPr>
-              <w:t>{{ (</w:t>
-            </w:r>
-            <w:proofErr w:type="gramEnd"/>
-            <w:r>
-              <w:rPr>
-                <w:color w:val="1A1A1A"/>
-                <w:spacing w:val="-2"/>
-                <w:sz w:val="15"/>
-              </w:rPr>
-              <w:t xml:space="preserve">(names| length) * </w:t>
-            </w:r>
-            <w:proofErr w:type="spellStart"/>
-            <w:r>
-              <w:rPr>
-                <w:color w:val="1A1A1A"/>
-                <w:spacing w:val="-2"/>
-                <w:sz w:val="15"/>
-              </w:rPr>
-              <w:t>unit_of_hotel</w:t>
-            </w:r>
-            <w:proofErr w:type="spellEnd"/>
-            <w:r>
-              <w:rPr>
-                <w:color w:val="1A1A1A"/>
-                <w:spacing w:val="-2"/>
-                <w:sz w:val="15"/>
-              </w:rPr>
-              <w:t xml:space="preserve"> * 1.06) | </w:t>
-            </w:r>
-            <w:proofErr w:type="spellStart"/>
-            <w:proofErr w:type="gramStart"/>
-            <w:r>
-              <w:rPr>
-                <w:color w:val="1A1A1A"/>
-                <w:spacing w:val="-2"/>
-                <w:sz w:val="15"/>
-              </w:rPr>
-              <w:t>cny</w:t>
-            </w:r>
-            <w:proofErr w:type="spellEnd"/>
-            <w:r>
-              <w:rPr>
-                <w:color w:val="1A1A1A"/>
-                <w:spacing w:val="-2"/>
-                <w:sz w:val="15"/>
-              </w:rPr>
-              <w:t xml:space="preserve">  }</w:t>
-            </w:r>
-            <w:proofErr w:type="gramEnd"/>
-            <w:r>
-              <w:rPr>
-                <w:color w:val="1A1A1A"/>
-                <w:spacing w:val="-2"/>
-                <w:sz w:val="15"/>
-              </w:rPr>
-              <w:t>}</w:t>
+              <w:t>{{ ((names| length) * unit_of_hotel * 1.06) | cny  }}</w:t>
             </w:r>
           </w:p>
           <w:p>
@@ -2181,7 +2002,7 @@
                 </mc:Choice>
                 <mc:Fallback>
                   <w:pict>
-                    <v:group w14:anchorId="6205371F" id="Group 8" o:spid="_x0000_s1026" style="width:524.25pt;height:.75pt;mso-position-horizontal-relative:char;mso-position-vertical-relative:line" coordsize="66579,95" o:gfxdata="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">
+                    <v:group w14:anchorId="6F256DB0" id="Group 8" o:spid="_x0000_s1026" style="width:524.25pt;height:.75pt;mso-position-horizontal-relative:char;mso-position-vertical-relative:line" coordsize="66579,95" o:gfxdata="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">
                       <v:shape id="Graphic 9" o:spid="_x0000_s1027" style="position:absolute;width:66579;height:95;visibility:visible;mso-wrap-style:square;v-text-anchor:top" coordsize="6657975,9525" o:gfxdata="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" path="m6657975,l,,,9525r6657975,l6657975,xe" fillcolor="#cdcdcd" stroked="f">
                         <v:path arrowok="t"/>
                       </v:shape>
@@ -2233,14 +2054,12 @@
                 <w:sz w:val="15"/>
               </w:rPr>
             </w:pPr>
-            <w:proofErr w:type="spellStart"/>
             <w:r>
               <w:rPr>
                 <w:sz w:val="15"/>
               </w:rPr>
               <w:t>Pazhou</w:t>
             </w:r>
-            <w:proofErr w:type="spellEnd"/>
             <w:r>
               <w:rPr>
                 <w:spacing w:val="-8"/>
@@ -2494,7 +2313,7 @@
                 </mc:Choice>
                 <mc:Fallback>
                   <w:pict>
-                    <v:group w14:anchorId="525CC890" id="Group 10" o:spid="_x0000_s1026" style="width:524.25pt;height:.75pt;mso-position-horizontal-relative:char;mso-position-vertical-relative:line" coordsize="66579,95" o:gfxdata="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">
+                    <v:group w14:anchorId="6F04E660" id="Group 10" o:spid="_x0000_s1026" style="width:524.25pt;height:.75pt;mso-position-horizontal-relative:char;mso-position-vertical-relative:line" coordsize="66579,95" o:gfxdata="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">
                       <v:shape id="Graphic 11" o:spid="_x0000_s1027" style="position:absolute;width:66579;height:95;visibility:visible;mso-wrap-style:square;v-text-anchor:top" coordsize="6657975,9525" o:gfxdata="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" path="m6657975,l,,,9525r6657975,l6657975,xe" fillcolor="#cdcdcd" stroked="f">
                         <v:path arrowok="t"/>
                       </v:shape>
@@ -2618,14 +2437,12 @@
               </w:rPr>
               <w:t xml:space="preserve"> </w:t>
             </w:r>
-            <w:proofErr w:type="spellStart"/>
             <w:r>
               <w:rPr>
                 <w:sz w:val="15"/>
               </w:rPr>
               <w:t>Pazhou</w:t>
             </w:r>
-            <w:proofErr w:type="spellEnd"/>
             <w:r>
               <w:rPr>
                 <w:spacing w:val="-7"/>
@@ -3086,7 +2903,7 @@
                 </mc:Choice>
                 <mc:Fallback>
                   <w:pict>
-                    <v:group w14:anchorId="6DB1662F" id="Group 12" o:spid="_x0000_s1026" style="width:524.25pt;height:.75pt;mso-position-horizontal-relative:char;mso-position-vertical-relative:line" coordsize="66579,95" o:gfxdata="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">
+                    <v:group w14:anchorId="6F37A6E5" id="Group 12" o:spid="_x0000_s1026" style="width:524.25pt;height:.75pt;mso-position-horizontal-relative:char;mso-position-vertical-relative:line" coordsize="66579,95" o:gfxdata="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">
                       <v:shape id="Graphic 13" o:spid="_x0000_s1027" style="position:absolute;width:66579;height:95;visibility:visible;mso-wrap-style:square;v-text-anchor:top" coordsize="6657975,9525" o:gfxdata="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" path="m6657975,l,,,9524r6657975,l6657975,xe" fillcolor="#cdcdcd" stroked="f">
                         <v:path arrowok="t"/>
                       </v:shape>
@@ -3701,7 +3518,6 @@
               </w:rPr>
               <w:t xml:space="preserve"> </w:t>
             </w:r>
-            <w:proofErr w:type="spellStart"/>
             <w:r>
               <w:rPr>
                 <w:position w:val="2"/>
@@ -3709,7 +3525,6 @@
               </w:rPr>
               <w:t>Không</w:t>
             </w:r>
-            <w:proofErr w:type="spellEnd"/>
             <w:r>
               <w:rPr>
                 <w:spacing w:val="7"/>
@@ -3718,7 +3533,6 @@
               </w:rPr>
               <w:t xml:space="preserve"> </w:t>
             </w:r>
-            <w:proofErr w:type="spellStart"/>
             <w:r>
               <w:rPr>
                 <w:position w:val="2"/>
@@ -3726,7 +3540,6 @@
               </w:rPr>
               <w:t>cần</w:t>
             </w:r>
-            <w:proofErr w:type="spellEnd"/>
             <w:r>
               <w:rPr>
                 <w:spacing w:val="8"/>
@@ -3735,7 +3548,6 @@
               </w:rPr>
               <w:t xml:space="preserve"> </w:t>
             </w:r>
-            <w:proofErr w:type="spellStart"/>
             <w:r>
               <w:rPr>
                 <w:position w:val="2"/>
@@ -3743,7 +3555,6 @@
               </w:rPr>
               <w:t>thanh</w:t>
             </w:r>
-            <w:proofErr w:type="spellEnd"/>
             <w:r>
               <w:rPr>
                 <w:spacing w:val="9"/>
@@ -3752,7 +3563,6 @@
               </w:rPr>
               <w:t xml:space="preserve"> </w:t>
             </w:r>
-            <w:proofErr w:type="spellStart"/>
             <w:r>
               <w:rPr>
                 <w:position w:val="2"/>
@@ -3760,7 +3570,6 @@
               </w:rPr>
               <w:t>toán</w:t>
             </w:r>
-            <w:proofErr w:type="spellEnd"/>
             <w:r>
               <w:rPr>
                 <w:spacing w:val="7"/>
@@ -3769,23 +3578,13 @@
               </w:rPr>
               <w:t xml:space="preserve"> </w:t>
             </w:r>
-            <w:proofErr w:type="spellStart"/>
             <w:r>
               <w:rPr>
                 <w:spacing w:val="-2"/>
                 <w:position w:val="2"/>
                 <w:sz w:val="13"/>
               </w:rPr>
-              <w:t>trước</w:t>
-            </w:r>
-            <w:proofErr w:type="spellEnd"/>
-            <w:r>
-              <w:rPr>
-                <w:spacing w:val="-2"/>
-                <w:position w:val="2"/>
-                <w:sz w:val="13"/>
-              </w:rPr>
-              <w:t>.</w:t>
+              <w:t>trước.</w:t>
             </w:r>
           </w:p>
           <w:p>
@@ -3831,7 +3630,6 @@
               </w:rPr>
               <w:t xml:space="preserve"> </w:t>
             </w:r>
-            <w:proofErr w:type="gramStart"/>
             <w:r>
               <w:rPr>
                 <w:b/>
@@ -3840,68 +3638,21 @@
               </w:rPr>
               <w:t xml:space="preserve">{{ </w:t>
             </w:r>
-            <w:proofErr w:type="spellStart"/>
             <w:r>
               <w:rPr>
                 <w:b/>
                 <w:bCs/>
                 <w:sz w:val="15"/>
               </w:rPr>
-              <w:t>name</w:t>
-            </w:r>
-            <w:proofErr w:type="gramEnd"/>
+              <w:t xml:space="preserve">names </w:t>
+            </w:r>
             <w:r>
               <w:rPr>
                 <w:b/>
                 <w:bCs/>
                 <w:sz w:val="15"/>
               </w:rPr>
-              <w:t>_list</w:t>
-            </w:r>
-            <w:proofErr w:type="spellEnd"/>
-            <w:r>
-              <w:rPr>
-                <w:b/>
-                <w:bCs/>
-                <w:sz w:val="15"/>
-              </w:rPr>
-              <w:t xml:space="preserve"> | </w:t>
-            </w:r>
-            <w:proofErr w:type="gramStart"/>
-            <w:r>
-              <w:rPr>
-                <w:b/>
-                <w:bCs/>
-                <w:sz w:val="15"/>
-              </w:rPr>
-              <w:t>join(</w:t>
-            </w:r>
-            <w:proofErr w:type="gramEnd"/>
-            <w:r>
-              <w:rPr>
-                <w:b/>
-                <w:bCs/>
-                <w:sz w:val="15"/>
-              </w:rPr>
-              <w:t>','</w:t>
-            </w:r>
-            <w:proofErr w:type="gramStart"/>
-            <w:r>
-              <w:rPr>
-                <w:b/>
-                <w:bCs/>
-                <w:sz w:val="15"/>
-              </w:rPr>
-              <w:t>) }</w:t>
-            </w:r>
-            <w:proofErr w:type="gramEnd"/>
-            <w:r>
-              <w:rPr>
-                <w:b/>
-                <w:bCs/>
-                <w:sz w:val="15"/>
-              </w:rPr>
-              <w:t>}</w:t>
+              <w:t>| join(',') }}</w:t>
             </w:r>
             <w:r>
               <w:rPr>
@@ -4153,23 +3904,7 @@
                 <w:rFonts w:hint="cs"/>
                 <w:sz w:val="12"/>
               </w:rPr>
-              <w:t>{{cancel_day_free_d}} {{cancel_day_free_month_text}</w:t>
-            </w:r>
-            <w:proofErr w:type="gramStart"/>
-            <w:r>
-              <w:rPr>
-                <w:rFonts w:hint="cs"/>
-                <w:sz w:val="12"/>
-              </w:rPr>
-              <w:t>} ,</w:t>
-            </w:r>
-            <w:proofErr w:type="gramEnd"/>
-            <w:r>
-              <w:rPr>
-                <w:rFonts w:hint="cs"/>
-                <w:sz w:val="12"/>
-              </w:rPr>
-              <w:t> {{cancel_day_free_y}}</w:t>
+              <w:t>{{cancel_day_free_d}} {{cancel_day_free_month_text}} , {{cancel_day_free_y}}</w:t>
             </w:r>
             <w:r>
               <w:rPr>
@@ -4292,7 +4027,7 @@
                 </mc:Choice>
                 <mc:Fallback>
                   <w:pict>
-                    <v:group w14:anchorId="78970118" id="Group 14" o:spid="_x0000_s1026" style="position:absolute;margin-left:376.45pt;margin-top:-31.25pt;width:.75pt;height:97.5pt;z-index:-15800320;mso-wrap-distance-left:0;mso-wrap-distance-right:0" coordsize="95,12382" o:gfxdata="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">
+                    <v:group w14:anchorId="7A901289" id="Group 14" o:spid="_x0000_s1026" style="position:absolute;margin-left:376.45pt;margin-top:-31.25pt;width:.75pt;height:97.5pt;z-index:-15800320;mso-wrap-distance-left:0;mso-wrap-distance-right:0" coordsize="95,12382" o:gfxdata="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">
                       <v:shape id="Graphic 15" o:spid="_x0000_s1027" style="position:absolute;width:95;height:12382;visibility:visible;mso-wrap-style:square;v-text-anchor:top" coordsize="9525,1238250" o:gfxdata="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" path="m9525,l,,,1238249r9525,l9525,xe" fillcolor="#cdcdcd" stroked="f">
                         <v:path arrowok="t"/>
                       </v:shape>
@@ -5183,14 +4918,12 @@
               </w:rPr>
               <w:t xml:space="preserve"> </w:t>
             </w:r>
-            <w:proofErr w:type="spellStart"/>
             <w:r>
               <w:rPr>
                 <w:sz w:val="13"/>
               </w:rPr>
               <w:t>sanitiser</w:t>
             </w:r>
-            <w:proofErr w:type="spellEnd"/>
             <w:r>
               <w:rPr>
                 <w:spacing w:val="9"/>
@@ -5563,23 +5296,13 @@
         <w:pStyle w:val="BodyText"/>
         <w:spacing w:line="213" w:lineRule="exact"/>
       </w:pPr>
-      <w:proofErr w:type="spellStart"/>
       <w:r>
         <w:rPr>
           <w:rFonts w:ascii="SimSun" w:eastAsia="SimSun"/>
           <w:spacing w:val="-7"/>
           <w:sz w:val="17"/>
         </w:rPr>
-        <w:t>游泳池</w:t>
-      </w:r>
-      <w:proofErr w:type="spellEnd"/>
-      <w:r>
-        <w:rPr>
-          <w:rFonts w:ascii="SimSun" w:eastAsia="SimSun"/>
-          <w:spacing w:val="-7"/>
-          <w:sz w:val="17"/>
-        </w:rPr>
-        <w:t xml:space="preserve"> </w:t>
+        <w:t xml:space="preserve">游泳池 </w:t>
       </w:r>
       <w:r>
         <w:rPr>
@@ -5946,14 +5669,12 @@
           <w:sz w:val="15"/>
         </w:rPr>
       </w:pPr>
-      <w:proofErr w:type="spellStart"/>
       <w:r>
         <w:rPr>
           <w:sz w:val="15"/>
         </w:rPr>
         <w:t>WiFi</w:t>
       </w:r>
-      <w:proofErr w:type="spellEnd"/>
       <w:r>
         <w:rPr>
           <w:spacing w:val="-4"/>
@@ -6196,7 +5917,7 @@
           </mc:Choice>
           <mc:Fallback>
             <w:pict>
-              <v:group w14:anchorId="3B91280F" id="Group 18" o:spid="_x0000_s1026" style="width:542.25pt;height:.75pt;mso-position-horizontal-relative:char;mso-position-vertical-relative:line" coordsize="68865,95" o:gfxdata="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">
+              <v:group w14:anchorId="6B0ECBDC" id="Group 18" o:spid="_x0000_s1026" style="width:542.25pt;height:.75pt;mso-position-horizontal-relative:char;mso-position-vertical-relative:line" coordsize="68865,95" o:gfxdata="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">
                 <v:shape id="Graphic 19" o:spid="_x0000_s1027" style="position:absolute;width:68865;height:95;visibility:visible;mso-wrap-style:square;v-text-anchor:top" coordsize="6886575,9525" o:gfxdata="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" path="m6886575,l,,,9525r6886575,l6886575,xe" fillcolor="#cdcdcd" stroked="f">
                   <v:path arrowok="t"/>
                 </v:shape>
@@ -6461,7 +6182,7 @@
           </mc:Choice>
           <mc:Fallback>
             <w:pict>
-              <v:shape w14:anchorId="11314E73" id="Graphic 21" o:spid="_x0000_s1026" style="position:absolute;margin-left:54.35pt;margin-top:8.45pt;width:1.8pt;height:.4pt;z-index:15733248;visibility:visible;mso-wrap-style:square;mso-wrap-distance-left:0;mso-wrap-distance-top:0;mso-wrap-distance-right:0;mso-wrap-distance-bottom:0;mso-position-horizontal:absolute;mso-position-horizontal-relative:page;mso-position-vertical:absolute;mso-position-vertical-relative:text;v-text-anchor:top" coordsize="22860,5080" o:gfxdata="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" path="m22859,l,,,4572r22859,l22859,xe" fillcolor="black" stroked="f">
+              <v:shape w14:anchorId="6B5D8455" id="Graphic 21" o:spid="_x0000_s1026" style="position:absolute;margin-left:54.35pt;margin-top:8.45pt;width:1.8pt;height:.4pt;z-index:15733248;visibility:visible;mso-wrap-style:square;mso-wrap-distance-left:0;mso-wrap-distance-top:0;mso-wrap-distance-right:0;mso-wrap-distance-bottom:0;mso-position-horizontal:absolute;mso-position-horizontal-relative:page;mso-position-vertical:absolute;mso-position-vertical-relative:text;v-text-anchor:top" coordsize="22860,5080" o:gfxdata="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" path="m22859,l,,,4572r22859,l22859,xe" fillcolor="black" stroked="f">
                 <v:path arrowok="t"/>
                 <w10:wrap anchorx="page"/>
               </v:shape>
@@ -6579,13 +6300,8 @@
         </w:rPr>
         <w:t xml:space="preserve"> </w:t>
       </w:r>
-      <w:proofErr w:type="spellStart"/>
-      <w:r>
-        <w:t>Pazhou</w:t>
-      </w:r>
-      <w:proofErr w:type="spellEnd"/>
-      <w:r>
-        <w:t xml:space="preserve"> Exhibition directly on: +86 137 5179 4679</w:t>
+      <w:r>
+        <w:t>Pazhou Exhibition directly on: +86 137 5179 4679</w:t>
       </w:r>
     </w:p>
     <w:p>
@@ -6733,23 +6449,7 @@
         <w:t xml:space="preserve"> </w:t>
       </w:r>
       <w:r>
-        <w:t xml:space="preserve">11639 For </w:t>
-      </w:r>
-      <w:proofErr w:type="spellStart"/>
-      <w:r>
-        <w:t>VinaPhone</w:t>
-      </w:r>
-      <w:proofErr w:type="spellEnd"/>
-      <w:r>
-        <w:t xml:space="preserve"> </w:t>
-      </w:r>
-      <w:proofErr w:type="gramStart"/>
-      <w:r>
-        <w:t>users</w:t>
-      </w:r>
-      <w:proofErr w:type="gramEnd"/>
-      <w:r>
-        <w:t xml:space="preserve"> Local</w:t>
+        <w:t>11639 For VinaPhone users Local</w:t>
       </w:r>
       <w:r>
         <w:rPr>
@@ -6822,15 +6522,7 @@
         <w:t xml:space="preserve"> </w:t>
       </w:r>
       <w:r>
-        <w:t xml:space="preserve">11637 For </w:t>
-      </w:r>
-      <w:proofErr w:type="spellStart"/>
-      <w:r>
-        <w:t>VinaPhone</w:t>
-      </w:r>
-      <w:proofErr w:type="spellEnd"/>
-      <w:r>
-        <w:t xml:space="preserve"> users</w:t>
+        <w:t>11637 For VinaPhone users</w:t>
       </w:r>
     </w:p>
     <w:p>
@@ -7051,13 +6743,8 @@
         <w:ind w:right="6036"/>
       </w:pPr>
       <w:r>
-        <w:t xml:space="preserve">Looking for information about travelling safely? The Safety resource </w:t>
-      </w:r>
-      <w:proofErr w:type="spellStart"/>
-      <w:r>
-        <w:t>centre</w:t>
-      </w:r>
-      <w:proofErr w:type="spellEnd"/>
+        <w:t>Looking for information about travelling safely? The Safety resource centre</w:t>
+      </w:r>
       <w:r>
         <w:rPr>
           <w:spacing w:val="-7"/>
@@ -7243,7 +6930,6 @@
           </w:rPr>
           <w:t xml:space="preserve"> </w:t>
         </w:r>
-        <w:proofErr w:type="spellStart"/>
         <w:r>
           <w:rPr>
             <w:b/>
@@ -7254,7 +6940,6 @@
           </w:rPr>
           <w:t>centre</w:t>
         </w:r>
-        <w:proofErr w:type="spellEnd"/>
       </w:hyperlink>
     </w:p>
     <w:p>
@@ -7548,7 +7233,7 @@
           </mc:Choice>
           <mc:Fallback>
             <w:pict>
-              <v:group w14:anchorId="0E06869D" id="Group 22" o:spid="_x0000_s1026" style="width:242.25pt;height:1.5pt;mso-position-horizontal-relative:char;mso-position-vertical-relative:line" coordsize="30765,190" o:gfxdata="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">
+              <v:group w14:anchorId="552F317B" id="Group 22" o:spid="_x0000_s1026" style="width:242.25pt;height:1.5pt;mso-position-horizontal-relative:char;mso-position-vertical-relative:line" coordsize="30765,190" o:gfxdata="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">
                 <v:shape id="Graphic 23" o:spid="_x0000_s1027" style="position:absolute;top:95;width:30765;height:95;visibility:visible;mso-wrap-style:square;v-text-anchor:top" coordsize="3076575,9525" o:gfxdata="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" path="m3076575,l,,,9525r3076575,l3076575,xe" fillcolor="#e7e7e7" stroked="f">
                   <v:path arrowok="t"/>
                 </v:shape>
@@ -7652,7 +7337,7 @@
           </mc:Choice>
           <mc:Fallback>
             <w:pict>
-              <v:shape w14:anchorId="217B8631" id="Graphic 25" o:spid="_x0000_s1026" style="position:absolute;margin-left:35.25pt;margin-top:10.9pt;width:542.25pt;height:.75pt;z-index:-15724544;visibility:visible;mso-wrap-style:square;mso-wrap-distance-left:0;mso-wrap-distance-top:0;mso-wrap-distance-right:0;mso-wrap-distance-bottom:0;mso-position-horizontal:absolute;mso-position-horizontal-relative:page;mso-position-vertical:absolute;mso-position-vertical-relative:text;v-text-anchor:top" coordsize="6886575,9525" o:gfxdata="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" path="m6886575,l,,,9525r6886575,l6886575,xe" fillcolor="#cdcdcd" stroked="f">
+              <v:shape w14:anchorId="34E5D986" id="Graphic 25" o:spid="_x0000_s1026" style="position:absolute;margin-left:35.25pt;margin-top:10.9pt;width:542.25pt;height:.75pt;z-index:-15724544;visibility:visible;mso-wrap-style:square;mso-wrap-distance-left:0;mso-wrap-distance-top:0;mso-wrap-distance-right:0;mso-wrap-distance-bottom:0;mso-position-horizontal:absolute;mso-position-horizontal-relative:page;mso-position-vertical:absolute;mso-position-vertical-relative:text;v-text-anchor:top" coordsize="6886575,9525" o:gfxdata="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" path="m6886575,l,,,9525r6886575,l6886575,xe" fillcolor="#cdcdcd" stroked="f">
                 <v:path arrowok="t"/>
                 <w10:wrap type="topAndBottom" anchorx="page"/>
               </v:shape>
@@ -8104,7 +7789,6 @@
         </w:rPr>
         <w:t xml:space="preserve"> </w:t>
       </w:r>
-      <w:proofErr w:type="spellStart"/>
       <w:r>
         <w:rPr>
           <w:w w:val="105"/>
@@ -8112,7 +7796,6 @@
         </w:rPr>
         <w:t>Pazhou</w:t>
       </w:r>
-      <w:proofErr w:type="spellEnd"/>
       <w:r>
         <w:rPr>
           <w:spacing w:val="-9"/>
@@ -8216,7 +7899,7 @@
         <v:path o:extrusionok="f" gradientshapeok="t" o:connecttype="rect"/>
         <o:lock v:ext="edit" aspectratio="t"/>
       </v:shapetype>
-      <v:shape id="_x0000_i1030" type="#_x0000_t75" style="width:3pt;height:3pt" o:bullet="t">
+      <v:shape id="_x0000_i1028" type="#_x0000_t75" style="width:2.7pt;height:2.7pt" o:bullet="t">
         <v:imagedata r:id="rId1" o:title="image7"/>
       </v:shape>
     </w:pict>

--- a/resources/Pazhou_Exhibition_Huanzpu_GzuangChau.docx
+++ b/resources/Pazhou_Exhibition_Huanzpu_GzuangChau.docx
@@ -1154,7 +1154,7 @@
                 </mc:Choice>
                 <mc:Fallback>
                   <w:pict>
-                    <v:group w14:anchorId="4CF66825" id="Group 6" o:spid="_x0000_s1026" style="width:524.25pt;height:.75pt;mso-position-horizontal-relative:char;mso-position-vertical-relative:line" coordsize="66579,95" o:gfxdata="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">
+                    <v:group w14:anchorId="460DA90B" id="Group 6" o:spid="_x0000_s1026" style="width:524.25pt;height:.75pt;mso-position-horizontal-relative:char;mso-position-vertical-relative:line" coordsize="66579,95" o:gfxdata="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">
                       <v:shape id="Graphic 7" o:spid="_x0000_s1027" style="position:absolute;width:66579;height:95;visibility:visible;mso-wrap-style:square;v-text-anchor:top" coordsize="6657975,9525" o:gfxdata="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" path="m6657975,l,,,9525r6657975,l6657975,xe" fillcolor="#cdcdcd" stroked="f">
                         <v:path arrowok="t"/>
                       </v:shape>
@@ -1436,7 +1436,7 @@
                 <w:color w:val="1A1A1A"/>
                 <w:sz w:val="30"/>
               </w:rPr>
-              <w:tab/>
+              <w:t xml:space="preserve">                                                                                   </w:t>
             </w:r>
             <w:r>
               <w:rPr>
@@ -2002,7 +2002,7 @@
                 </mc:Choice>
                 <mc:Fallback>
                   <w:pict>
-                    <v:group w14:anchorId="6F256DB0" id="Group 8" o:spid="_x0000_s1026" style="width:524.25pt;height:.75pt;mso-position-horizontal-relative:char;mso-position-vertical-relative:line" coordsize="66579,95" o:gfxdata="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">
+                    <v:group w14:anchorId="6CB08082" id="Group 8" o:spid="_x0000_s1026" style="width:524.25pt;height:.75pt;mso-position-horizontal-relative:char;mso-position-vertical-relative:line" coordsize="66579,95" o:gfxdata="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">
                       <v:shape id="Graphic 9" o:spid="_x0000_s1027" style="position:absolute;width:66579;height:95;visibility:visible;mso-wrap-style:square;v-text-anchor:top" coordsize="6657975,9525" o:gfxdata="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" path="m6657975,l,,,9525r6657975,l6657975,xe" fillcolor="#cdcdcd" stroked="f">
                         <v:path arrowok="t"/>
                       </v:shape>
@@ -2313,7 +2313,7 @@
                 </mc:Choice>
                 <mc:Fallback>
                   <w:pict>
-                    <v:group w14:anchorId="6F04E660" id="Group 10" o:spid="_x0000_s1026" style="width:524.25pt;height:.75pt;mso-position-horizontal-relative:char;mso-position-vertical-relative:line" coordsize="66579,95" o:gfxdata="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">
+                    <v:group w14:anchorId="4D250634" id="Group 10" o:spid="_x0000_s1026" style="width:524.25pt;height:.75pt;mso-position-horizontal-relative:char;mso-position-vertical-relative:line" coordsize="66579,95" o:gfxdata="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">
                       <v:shape id="Graphic 11" o:spid="_x0000_s1027" style="position:absolute;width:66579;height:95;visibility:visible;mso-wrap-style:square;v-text-anchor:top" coordsize="6657975,9525" o:gfxdata="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" path="m6657975,l,,,9525r6657975,l6657975,xe" fillcolor="#cdcdcd" stroked="f">
                         <v:path arrowok="t"/>
                       </v:shape>
@@ -2903,7 +2903,7 @@
                 </mc:Choice>
                 <mc:Fallback>
                   <w:pict>
-                    <v:group w14:anchorId="6F37A6E5" id="Group 12" o:spid="_x0000_s1026" style="width:524.25pt;height:.75pt;mso-position-horizontal-relative:char;mso-position-vertical-relative:line" coordsize="66579,95" o:gfxdata="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">
+                    <v:group w14:anchorId="707E5A8B" id="Group 12" o:spid="_x0000_s1026" style="width:524.25pt;height:.75pt;mso-position-horizontal-relative:char;mso-position-vertical-relative:line" coordsize="66579,95" o:gfxdata="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">
                       <v:shape id="Graphic 13" o:spid="_x0000_s1027" style="position:absolute;width:66579;height:95;visibility:visible;mso-wrap-style:square;v-text-anchor:top" coordsize="6657975,9525" o:gfxdata="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" path="m6657975,l,,,9524r6657975,l6657975,xe" fillcolor="#cdcdcd" stroked="f">
                         <v:path arrowok="t"/>
                       </v:shape>
@@ -4027,7 +4027,7 @@
                 </mc:Choice>
                 <mc:Fallback>
                   <w:pict>
-                    <v:group w14:anchorId="7A901289" id="Group 14" o:spid="_x0000_s1026" style="position:absolute;margin-left:376.45pt;margin-top:-31.25pt;width:.75pt;height:97.5pt;z-index:-15800320;mso-wrap-distance-left:0;mso-wrap-distance-right:0" coordsize="95,12382" o:gfxdata="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">
+                    <v:group w14:anchorId="7AC90978" id="Group 14" o:spid="_x0000_s1026" style="position:absolute;margin-left:376.45pt;margin-top:-31.25pt;width:.75pt;height:97.5pt;z-index:-15800320;mso-wrap-distance-left:0;mso-wrap-distance-right:0" coordsize="95,12382" o:gfxdata="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">
                       <v:shape id="Graphic 15" o:spid="_x0000_s1027" style="position:absolute;width:95;height:12382;visibility:visible;mso-wrap-style:square;v-text-anchor:top" coordsize="9525,1238250" o:gfxdata="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" path="m9525,l,,,1238249r9525,l9525,xe" fillcolor="#cdcdcd" stroked="f">
                         <v:path arrowok="t"/>
                       </v:shape>
@@ -5917,7 +5917,7 @@
           </mc:Choice>
           <mc:Fallback>
             <w:pict>
-              <v:group w14:anchorId="6B0ECBDC" id="Group 18" o:spid="_x0000_s1026" style="width:542.25pt;height:.75pt;mso-position-horizontal-relative:char;mso-position-vertical-relative:line" coordsize="68865,95" o:gfxdata="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">
+              <v:group w14:anchorId="102CBE9B" id="Group 18" o:spid="_x0000_s1026" style="width:542.25pt;height:.75pt;mso-position-horizontal-relative:char;mso-position-vertical-relative:line" coordsize="68865,95" o:gfxdata="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">
                 <v:shape id="Graphic 19" o:spid="_x0000_s1027" style="position:absolute;width:68865;height:95;visibility:visible;mso-wrap-style:square;v-text-anchor:top" coordsize="6886575,9525" o:gfxdata="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" path="m6886575,l,,,9525r6886575,l6886575,xe" fillcolor="#cdcdcd" stroked="f">
                   <v:path arrowok="t"/>
                 </v:shape>
@@ -6182,7 +6182,7 @@
           </mc:Choice>
           <mc:Fallback>
             <w:pict>
-              <v:shape w14:anchorId="6B5D8455" id="Graphic 21" o:spid="_x0000_s1026" style="position:absolute;margin-left:54.35pt;margin-top:8.45pt;width:1.8pt;height:.4pt;z-index:15733248;visibility:visible;mso-wrap-style:square;mso-wrap-distance-left:0;mso-wrap-distance-top:0;mso-wrap-distance-right:0;mso-wrap-distance-bottom:0;mso-position-horizontal:absolute;mso-position-horizontal-relative:page;mso-position-vertical:absolute;mso-position-vertical-relative:text;v-text-anchor:top" coordsize="22860,5080" o:gfxdata="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" path="m22859,l,,,4572r22859,l22859,xe" fillcolor="black" stroked="f">
+              <v:shape w14:anchorId="65FC9B9C" id="Graphic 21" o:spid="_x0000_s1026" style="position:absolute;margin-left:54.35pt;margin-top:8.45pt;width:1.8pt;height:.4pt;z-index:15733248;visibility:visible;mso-wrap-style:square;mso-wrap-distance-left:0;mso-wrap-distance-top:0;mso-wrap-distance-right:0;mso-wrap-distance-bottom:0;mso-position-horizontal:absolute;mso-position-horizontal-relative:page;mso-position-vertical:absolute;mso-position-vertical-relative:text;v-text-anchor:top" coordsize="22860,5080" o:gfxdata="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" path="m22859,l,,,4572r22859,l22859,xe" fillcolor="black" stroked="f">
                 <v:path arrowok="t"/>
                 <w10:wrap anchorx="page"/>
               </v:shape>
@@ -7233,7 +7233,7 @@
           </mc:Choice>
           <mc:Fallback>
             <w:pict>
-              <v:group w14:anchorId="552F317B" id="Group 22" o:spid="_x0000_s1026" style="width:242.25pt;height:1.5pt;mso-position-horizontal-relative:char;mso-position-vertical-relative:line" coordsize="30765,190" o:gfxdata="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">
+              <v:group w14:anchorId="3D365EAD" id="Group 22" o:spid="_x0000_s1026" style="width:242.25pt;height:1.5pt;mso-position-horizontal-relative:char;mso-position-vertical-relative:line" coordsize="30765,190" o:gfxdata="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">
                 <v:shape id="Graphic 23" o:spid="_x0000_s1027" style="position:absolute;top:95;width:30765;height:95;visibility:visible;mso-wrap-style:square;v-text-anchor:top" coordsize="3076575,9525" o:gfxdata="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" path="m3076575,l,,,9525r3076575,l3076575,xe" fillcolor="#e7e7e7" stroked="f">
                   <v:path arrowok="t"/>
                 </v:shape>
@@ -7337,7 +7337,7 @@
           </mc:Choice>
           <mc:Fallback>
             <w:pict>
-              <v:shape w14:anchorId="34E5D986" id="Graphic 25" o:spid="_x0000_s1026" style="position:absolute;margin-left:35.25pt;margin-top:10.9pt;width:542.25pt;height:.75pt;z-index:-15724544;visibility:visible;mso-wrap-style:square;mso-wrap-distance-left:0;mso-wrap-distance-top:0;mso-wrap-distance-right:0;mso-wrap-distance-bottom:0;mso-position-horizontal:absolute;mso-position-horizontal-relative:page;mso-position-vertical:absolute;mso-position-vertical-relative:text;v-text-anchor:top" coordsize="6886575,9525" o:gfxdata="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" path="m6886575,l,,,9525r6886575,l6886575,xe" fillcolor="#cdcdcd" stroked="f">
+              <v:shape w14:anchorId="102B8A28" id="Graphic 25" o:spid="_x0000_s1026" style="position:absolute;margin-left:35.25pt;margin-top:10.9pt;width:542.25pt;height:.75pt;z-index:-15724544;visibility:visible;mso-wrap-style:square;mso-wrap-distance-left:0;mso-wrap-distance-top:0;mso-wrap-distance-right:0;mso-wrap-distance-bottom:0;mso-position-horizontal:absolute;mso-position-horizontal-relative:page;mso-position-vertical:absolute;mso-position-vertical-relative:text;v-text-anchor:top" coordsize="6886575,9525" o:gfxdata="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" path="m6886575,l,,,9525r6886575,l6886575,xe" fillcolor="#cdcdcd" stroked="f">
                 <v:path arrowok="t"/>
                 <w10:wrap type="topAndBottom" anchorx="page"/>
               </v:shape>
@@ -7899,7 +7899,7 @@
         <v:path o:extrusionok="f" gradientshapeok="t" o:connecttype="rect"/>
         <o:lock v:ext="edit" aspectratio="t"/>
       </v:shapetype>
-      <v:shape id="_x0000_i1028" type="#_x0000_t75" style="width:2.7pt;height:2.7pt" o:bullet="t">
+      <v:shape id="_x0000_i1029" type="#_x0000_t75" style="width:3pt;height:3pt" o:bullet="t">
         <v:imagedata r:id="rId1" o:title="image7"/>
       </v:shape>
     </w:pict>
